--- a/Documentation/Титульник пояснительной записки.docx
+++ b/Documentation/Титульник пояснительной записки.docx
@@ -4,7 +4,7 @@
   <w:body>
     <w:p>
       <w:pPr>
-        <w:pStyle w:val="707"/>
+        <w:pStyle w:val="927"/>
         <w:pBdr/>
         <w:tabs>
           <w:tab w:val="clear" w:leader="none" w:pos="4677"/>
@@ -16,6 +16,11 @@
           <w:lang w:val="en-US"/>
         </w:rPr>
       </w:pPr>
+      <w:r>
+        <w:rPr>
+          <w:lang w:val="en-US"/>
+        </w:rPr>
+      </w:r>
       <w:r>
         <w:rPr>
           <w:lang w:val="en-US"/>
@@ -29,7 +34,7 @@
     </w:p>
     <w:p>
       <w:pPr>
-        <w:pStyle w:val="707"/>
+        <w:pStyle w:val="927"/>
         <w:pBdr/>
         <w:tabs>
           <w:tab w:val="clear" w:leader="none" w:pos="4677"/>
@@ -41,6 +46,11 @@
           <w:lang w:val="en-US"/>
         </w:rPr>
       </w:pPr>
+      <w:r>
+        <w:rPr>
+          <w:lang w:val="en-US"/>
+        </w:rPr>
+      </w:r>
       <w:r>
         <w:rPr>
           <w:lang w:val="en-US"/>
@@ -54,7 +64,7 @@
     </w:p>
     <w:p>
       <w:pPr>
-        <w:pStyle w:val="707"/>
+        <w:pStyle w:val="927"/>
         <w:pBdr/>
         <w:tabs>
           <w:tab w:val="clear" w:leader="none" w:pos="4677"/>
@@ -66,6 +76,11 @@
           <w:lang w:val="en-US"/>
         </w:rPr>
       </w:pPr>
+      <w:r>
+        <w:rPr>
+          <w:lang w:val="en-US"/>
+        </w:rPr>
+      </w:r>
       <w:r>
         <w:rPr>
           <w:lang w:val="en-US"/>
@@ -79,7 +94,7 @@
     </w:p>
     <w:p>
       <w:pPr>
-        <w:pStyle w:val="696"/>
+        <w:pStyle w:val="916"/>
         <w:pBdr/>
         <w:spacing/>
         <w:ind/>
@@ -88,6 +103,11 @@
           <w:lang w:val="en-US"/>
         </w:rPr>
       </w:pPr>
+      <w:r>
+        <w:rPr>
+          <w:lang w:val="en-US"/>
+        </w:rPr>
+      </w:r>
       <w:r>
         <w:rPr>
           <w:lang w:val="en-US"/>
@@ -101,7 +121,7 @@
     </w:p>
     <w:p>
       <w:pPr>
-        <w:pStyle w:val="696"/>
+        <w:pStyle w:val="916"/>
         <w:pBdr/>
         <w:spacing/>
         <w:ind/>
@@ -113,7 +133,7 @@
     </w:p>
     <w:p>
       <w:pPr>
-        <w:pStyle w:val="696"/>
+        <w:pStyle w:val="916"/>
         <w:pBdr/>
         <w:spacing/>
         <w:ind/>
@@ -124,7 +144,7 @@
     </w:p>
     <w:p>
       <w:pPr>
-        <w:pStyle w:val="696"/>
+        <w:pStyle w:val="916"/>
         <w:pBdr/>
         <w:spacing/>
         <w:ind/>
@@ -135,7 +155,7 @@
     </w:p>
     <w:p>
       <w:pPr>
-        <w:pStyle w:val="696"/>
+        <w:pStyle w:val="916"/>
         <w:pBdr/>
         <w:spacing/>
         <w:ind/>
@@ -146,7 +166,7 @@
     </w:p>
     <w:p>
       <w:pPr>
-        <w:pStyle w:val="696"/>
+        <w:pStyle w:val="916"/>
         <w:pBdr/>
         <w:spacing/>
         <w:ind/>
@@ -157,7 +177,7 @@
     </w:p>
     <w:p>
       <w:pPr>
-        <w:pStyle w:val="696"/>
+        <w:pStyle w:val="916"/>
         <w:pBdr/>
         <w:spacing/>
         <w:ind/>
@@ -168,7 +188,7 @@
     </w:p>
     <w:p>
       <w:pPr>
-        <w:pStyle w:val="696"/>
+        <w:pStyle w:val="916"/>
         <w:pBdr/>
         <w:spacing/>
         <w:ind/>
@@ -179,7 +199,7 @@
     </w:p>
     <w:p>
       <w:pPr>
-        <w:pStyle w:val="696"/>
+        <w:pStyle w:val="916"/>
         <w:pBdr/>
         <w:spacing/>
         <w:ind/>
@@ -190,7 +210,7 @@
     </w:p>
     <w:p>
       <w:pPr>
-        <w:pStyle w:val="696"/>
+        <w:pStyle w:val="916"/>
         <w:pBdr/>
         <w:spacing/>
         <w:ind/>
@@ -201,7 +221,7 @@
     </w:p>
     <w:p>
       <w:pPr>
-        <w:pStyle w:val="696"/>
+        <w:pStyle w:val="916"/>
         <w:pBdr/>
         <w:spacing/>
         <w:ind/>
@@ -212,7 +232,7 @@
     </w:p>
     <w:p>
       <w:pPr>
-        <w:pStyle w:val="696"/>
+        <w:pStyle w:val="916"/>
         <w:pBdr/>
         <w:spacing/>
         <w:ind/>
@@ -223,7 +243,7 @@
     </w:p>
     <w:p>
       <w:pPr>
-        <w:pStyle w:val="696"/>
+        <w:pStyle w:val="916"/>
         <w:pBdr/>
         <w:spacing/>
         <w:ind/>
@@ -234,7 +254,7 @@
     </w:p>
     <w:p>
       <w:pPr>
-        <w:pStyle w:val="696"/>
+        <w:pStyle w:val="916"/>
         <w:pBdr/>
         <w:spacing/>
         <w:ind/>
@@ -245,7 +265,7 @@
     </w:p>
     <w:p>
       <w:pPr>
-        <w:pStyle w:val="696"/>
+        <w:pStyle w:val="916"/>
         <w:pBdr/>
         <w:spacing/>
         <w:ind/>
@@ -296,7 +316,7 @@
                         <w:txbxContent>
                           <w:p>
                             <w:pPr>
-                              <w:pStyle w:val="697"/>
+                              <w:pStyle w:val="917"/>
                               <w:pBdr/>
                               <w:spacing w:line="360" w:lineRule="auto"/>
                               <w:ind/>
@@ -318,10 +338,16 @@
                                 <w:szCs w:val="36"/>
                               </w:rPr>
                             </w:r>
+                            <w:r>
+                              <w:rPr>
+                                <w:sz w:val="36"/>
+                                <w:szCs w:val="36"/>
+                              </w:rPr>
+                            </w:r>
                           </w:p>
                           <w:p>
                             <w:pPr>
-                              <w:pStyle w:val="709"/>
+                              <w:pStyle w:val="929"/>
                               <w:pBdr/>
                               <w:spacing w:line="240" w:lineRule="auto"/>
                               <w:ind/>
@@ -366,7 +392,7 @@
                                   <w14:miter w14:lim="400000"/>
                                 </w14:textOutline>
                               </w:rPr>
-                              <w:t xml:space="preserve">Разработка Web API для мониторинга и управления личными финансами</w:t>
+                              <w:t xml:space="preserve">Разработка RESTful API для систематизации и отслеживания персональных финансов</w:t>
                             </w:r>
                             <w:r>
                               <w:rPr>
@@ -399,7 +425,7 @@
                           </w:p>
                           <w:p>
                             <w:pPr>
-                              <w:pStyle w:val="709"/>
+                              <w:pStyle w:val="929"/>
                               <w:pBdr/>
                               <w:spacing w:line="240" w:lineRule="auto"/>
                               <w:ind/>
@@ -420,10 +446,16 @@
                                 <w:szCs w:val="16"/>
                               </w:rPr>
                             </w:r>
+                            <w:r>
+                              <w:rPr>
+                                <w:sz w:val="16"/>
+                                <w:szCs w:val="16"/>
+                              </w:rPr>
+                            </w:r>
                           </w:p>
                           <w:p>
                             <w:pPr>
-                              <w:pStyle w:val="698"/>
+                              <w:pStyle w:val="918"/>
                               <w:pBdr/>
                               <w:spacing/>
                               <w:ind/>
@@ -445,10 +477,16 @@
                                 <w:szCs w:val="36"/>
                               </w:rPr>
                             </w:r>
+                            <w:r>
+                              <w:rPr>
+                                <w:sz w:val="36"/>
+                                <w:szCs w:val="36"/>
+                              </w:rPr>
+                            </w:r>
                           </w:p>
                           <w:p>
                             <w:pPr>
-                              <w:pStyle w:val="707"/>
+                              <w:pStyle w:val="927"/>
                               <w:pBdr/>
                               <w:spacing/>
                               <w:ind/>
@@ -480,7 +518,7 @@
                           </w:p>
                           <w:p>
                             <w:pPr>
-                              <w:pStyle w:val="707"/>
+                              <w:pStyle w:val="927"/>
                               <w:pBdr/>
                               <w:spacing/>
                               <w:ind/>
@@ -491,7 +529,7 @@
                           </w:p>
                           <w:p>
                             <w:pPr>
-                              <w:pStyle w:val="707"/>
+                              <w:pStyle w:val="927"/>
                               <w:pBdr/>
                               <w:spacing/>
                               <w:ind/>
@@ -525,7 +563,7 @@
                   <w:txbxContent>
                     <w:p>
                       <w:pPr>
-                        <w:pStyle w:val="697"/>
+                        <w:pStyle w:val="917"/>
                         <w:pBdr/>
                         <w:spacing w:line="360" w:lineRule="auto"/>
                         <w:ind/>
@@ -547,10 +585,16 @@
                           <w:szCs w:val="36"/>
                         </w:rPr>
                       </w:r>
+                      <w:r>
+                        <w:rPr>
+                          <w:sz w:val="36"/>
+                          <w:szCs w:val="36"/>
+                        </w:rPr>
+                      </w:r>
                     </w:p>
                     <w:p>
                       <w:pPr>
-                        <w:pStyle w:val="709"/>
+                        <w:pStyle w:val="929"/>
                         <w:pBdr/>
                         <w:spacing w:line="240" w:lineRule="auto"/>
                         <w:ind/>
@@ -595,7 +639,7 @@
                             <w14:miter w14:lim="400000"/>
                           </w14:textOutline>
                         </w:rPr>
-                        <w:t xml:space="preserve">Разработка Web API для мониторинга и управления личными финансами</w:t>
+                        <w:t xml:space="preserve">Разработка RESTful API для систематизации и отслеживания персональных финансов</w:t>
                       </w:r>
                       <w:r>
                         <w:rPr>
@@ -628,7 +672,7 @@
                     </w:p>
                     <w:p>
                       <w:pPr>
-                        <w:pStyle w:val="709"/>
+                        <w:pStyle w:val="929"/>
                         <w:pBdr/>
                         <w:spacing w:line="240" w:lineRule="auto"/>
                         <w:ind/>
@@ -649,10 +693,16 @@
                           <w:szCs w:val="16"/>
                         </w:rPr>
                       </w:r>
+                      <w:r>
+                        <w:rPr>
+                          <w:sz w:val="16"/>
+                          <w:szCs w:val="16"/>
+                        </w:rPr>
+                      </w:r>
                     </w:p>
                     <w:p>
                       <w:pPr>
-                        <w:pStyle w:val="698"/>
+                        <w:pStyle w:val="918"/>
                         <w:pBdr/>
                         <w:spacing/>
                         <w:ind/>
@@ -674,10 +724,16 @@
                           <w:szCs w:val="36"/>
                         </w:rPr>
                       </w:r>
+                      <w:r>
+                        <w:rPr>
+                          <w:sz w:val="36"/>
+                          <w:szCs w:val="36"/>
+                        </w:rPr>
+                      </w:r>
                     </w:p>
                     <w:p>
                       <w:pPr>
-                        <w:pStyle w:val="707"/>
+                        <w:pStyle w:val="927"/>
                         <w:pBdr/>
                         <w:spacing/>
                         <w:ind/>
@@ -709,7 +765,7 @@
                     </w:p>
                     <w:p>
                       <w:pPr>
-                        <w:pStyle w:val="707"/>
+                        <w:pStyle w:val="927"/>
                         <w:pBdr/>
                         <w:spacing/>
                         <w:ind/>
@@ -720,7 +776,7 @@
                     </w:p>
                     <w:p>
                       <w:pPr>
-                        <w:pStyle w:val="707"/>
+                        <w:pStyle w:val="927"/>
                         <w:pBdr/>
                         <w:spacing/>
                         <w:ind/>
@@ -747,7 +803,7 @@
     </w:p>
     <w:p>
       <w:pPr>
-        <w:pStyle w:val="696"/>
+        <w:pStyle w:val="916"/>
         <w:pBdr/>
         <w:spacing/>
         <w:ind/>
@@ -758,7 +814,7 @@
     </w:p>
     <w:p>
       <w:pPr>
-        <w:pStyle w:val="696"/>
+        <w:pStyle w:val="916"/>
         <w:pBdr/>
         <w:spacing/>
         <w:ind/>
@@ -769,7 +825,7 @@
     </w:p>
     <w:p>
       <w:pPr>
-        <w:pStyle w:val="696"/>
+        <w:pStyle w:val="916"/>
         <w:pBdr/>
         <w:spacing/>
         <w:ind/>
@@ -780,7 +836,7 @@
     </w:p>
     <w:p>
       <w:pPr>
-        <w:pStyle w:val="696"/>
+        <w:pStyle w:val="916"/>
         <w:pBdr/>
         <w:spacing/>
         <w:ind/>
@@ -791,7 +847,7 @@
     </w:p>
     <w:p>
       <w:pPr>
-        <w:pStyle w:val="696"/>
+        <w:pStyle w:val="916"/>
         <w:pBdr/>
         <w:spacing/>
         <w:ind/>
@@ -802,7 +858,7 @@
     </w:p>
     <w:p>
       <w:pPr>
-        <w:pStyle w:val="696"/>
+        <w:pStyle w:val="916"/>
         <w:pBdr/>
         <w:spacing/>
         <w:ind/>
@@ -813,7 +869,7 @@
     </w:p>
     <w:p>
       <w:pPr>
-        <w:pStyle w:val="696"/>
+        <w:pStyle w:val="916"/>
         <w:pBdr/>
         <w:spacing/>
         <w:ind/>
@@ -824,7 +880,7 @@
     </w:p>
     <w:p>
       <w:pPr>
-        <w:pStyle w:val="696"/>
+        <w:pStyle w:val="916"/>
         <w:pBdr/>
         <w:spacing/>
         <w:ind/>
@@ -835,7 +891,7 @@
     </w:p>
     <w:p>
       <w:pPr>
-        <w:pStyle w:val="696"/>
+        <w:pStyle w:val="916"/>
         <w:pBdr/>
         <w:spacing/>
         <w:ind/>
@@ -846,7 +902,7 @@
     </w:p>
     <w:p>
       <w:pPr>
-        <w:pStyle w:val="696"/>
+        <w:pStyle w:val="916"/>
         <w:pBdr/>
         <w:spacing/>
         <w:ind/>
@@ -857,7 +913,7 @@
     </w:p>
     <w:p>
       <w:pPr>
-        <w:pStyle w:val="696"/>
+        <w:pStyle w:val="916"/>
         <w:pBdr/>
         <w:spacing/>
         <w:ind/>
@@ -868,7 +924,7 @@
     </w:p>
     <w:p>
       <w:pPr>
-        <w:pStyle w:val="696"/>
+        <w:pStyle w:val="916"/>
         <w:pBdr/>
         <w:spacing/>
         <w:ind/>
@@ -879,7 +935,7 @@
     </w:p>
     <w:p>
       <w:pPr>
-        <w:pStyle w:val="696"/>
+        <w:pStyle w:val="916"/>
         <w:pBdr/>
         <w:spacing/>
         <w:ind/>
@@ -890,7 +946,7 @@
     </w:p>
     <w:p>
       <w:pPr>
-        <w:pStyle w:val="696"/>
+        <w:pStyle w:val="916"/>
         <w:pBdr/>
         <w:spacing/>
         <w:ind/>
@@ -901,7 +957,7 @@
     </w:p>
     <w:p>
       <w:pPr>
-        <w:pStyle w:val="696"/>
+        <w:pStyle w:val="916"/>
         <w:pBdr/>
         <w:spacing/>
         <w:ind/>
@@ -912,7 +968,7 @@
     </w:p>
     <w:p>
       <w:pPr>
-        <w:pStyle w:val="696"/>
+        <w:pStyle w:val="916"/>
         <w:pBdr/>
         <w:spacing/>
         <w:ind/>
@@ -923,7 +979,7 @@
     </w:p>
     <w:p>
       <w:pPr>
-        <w:pStyle w:val="696"/>
+        <w:pStyle w:val="916"/>
         <w:pBdr/>
         <w:spacing/>
         <w:ind/>
@@ -934,7 +990,7 @@
     </w:p>
     <w:p>
       <w:pPr>
-        <w:pStyle w:val="696"/>
+        <w:pStyle w:val="916"/>
         <w:pBdr/>
         <w:spacing/>
         <w:ind/>
@@ -945,7 +1001,7 @@
     </w:p>
     <w:p>
       <w:pPr>
-        <w:pStyle w:val="696"/>
+        <w:pStyle w:val="916"/>
         <w:pBdr/>
         <w:spacing/>
         <w:ind/>
@@ -956,7 +1012,7 @@
     </w:p>
     <w:p>
       <w:pPr>
-        <w:pStyle w:val="696"/>
+        <w:pStyle w:val="916"/>
         <w:pBdr/>
         <w:spacing/>
         <w:ind/>
@@ -967,7 +1023,7 @@
     </w:p>
     <w:p>
       <w:pPr>
-        <w:pStyle w:val="696"/>
+        <w:pStyle w:val="916"/>
         <w:pBdr/>
         <w:spacing/>
         <w:ind/>
@@ -978,7 +1034,7 @@
     </w:p>
     <w:p>
       <w:pPr>
-        <w:pStyle w:val="696"/>
+        <w:pStyle w:val="916"/>
         <w:pBdr/>
         <w:spacing/>
         <w:ind/>
@@ -989,7 +1045,7 @@
     </w:p>
     <w:p>
       <w:pPr>
-        <w:pStyle w:val="696"/>
+        <w:pStyle w:val="916"/>
         <w:pBdr/>
         <w:spacing/>
         <w:ind/>
@@ -1000,7 +1056,7 @@
     </w:p>
     <w:p>
       <w:pPr>
-        <w:pStyle w:val="696"/>
+        <w:pStyle w:val="916"/>
         <w:pBdr/>
         <w:spacing/>
         <w:ind/>
@@ -1011,7 +1067,7 @@
     </w:p>
     <w:p>
       <w:pPr>
-        <w:pStyle w:val="696"/>
+        <w:pStyle w:val="916"/>
         <w:pBdr/>
         <w:tabs>
           <w:tab w:val="clear" w:leader="none" w:pos="708"/>
@@ -1051,7 +1107,6 @@
         <w:ind/>
         <w:rPr/>
       </w:pPr>
-      <w:r/>
       <w:r>
         <w:separator/>
       </w:r>
@@ -1066,7 +1121,6 @@
         <w:ind/>
         <w:rPr/>
       </w:pPr>
-      <w:r/>
       <w:r>
         <w:continuationSeparator/>
       </w:r>
@@ -1080,7 +1134,7 @@
 <w:ftr xmlns:wpc="http://schemas.microsoft.com/office/word/2010/wordprocessingCanvas" xmlns:mc="http://schemas.openxmlformats.org/markup-compatibility/2006" xmlns:o="urn:schemas-microsoft-com:office:office" xmlns:r="http://schemas.openxmlformats.org/officeDocument/2006/relationships" xmlns:m="http://schemas.openxmlformats.org/officeDocument/2006/math" xmlns:v="urn:schemas-microsoft-com:vml" xmlns:wp14="http://schemas.microsoft.com/office/word/2010/wordprocessingDrawing" xmlns:wp="http://schemas.openxmlformats.org/drawingml/2006/wordprocessingDrawing" xmlns:w10="urn:schemas-microsoft-com:office:word" xmlns:w="http://schemas.openxmlformats.org/wordprocessingml/2006/main" xmlns:w14="http://schemas.microsoft.com/office/word/2010/wordml" xmlns:w15="http://schemas.microsoft.com/office/word/2012/wordml" xmlns:wpg="http://schemas.microsoft.com/office/word/2010/wordprocessingGroup" xmlns:wpi="http://schemas.microsoft.com/office/word/2010/wordprocessingInk" xmlns:wne="http://schemas.microsoft.com/office/word/2006/wordml" xmlns:a="http://schemas.openxmlformats.org/drawingml/2006/main" xmlns:wps="http://schemas.microsoft.com/office/word/2010/wordprocessingShape" mc:Ignorable="w14 w15 wp14">
   <w:p>
     <w:pPr>
-      <w:pStyle w:val="708"/>
+      <w:pStyle w:val="928"/>
       <w:pBdr/>
       <w:spacing/>
       <w:ind/>
@@ -1102,7 +1156,6 @@
         <w:ind/>
         <w:rPr/>
       </w:pPr>
-      <w:r/>
       <w:r>
         <w:separator/>
       </w:r>
@@ -1117,7 +1170,6 @@
         <w:ind/>
         <w:rPr/>
       </w:pPr>
-      <w:r/>
       <w:r>
         <w:continuationSeparator/>
       </w:r>
@@ -1131,7 +1183,7 @@
 <w:hdr xmlns:wpc="http://schemas.microsoft.com/office/word/2010/wordprocessingCanvas" xmlns:mc="http://schemas.openxmlformats.org/markup-compatibility/2006" xmlns:o="urn:schemas-microsoft-com:office:office" xmlns:r="http://schemas.openxmlformats.org/officeDocument/2006/relationships" xmlns:m="http://schemas.openxmlformats.org/officeDocument/2006/math" xmlns:v="urn:schemas-microsoft-com:vml" xmlns:wp14="http://schemas.microsoft.com/office/word/2010/wordprocessingDrawing" xmlns:wp="http://schemas.openxmlformats.org/drawingml/2006/wordprocessingDrawing" xmlns:w10="urn:schemas-microsoft-com:office:word" xmlns:w="http://schemas.openxmlformats.org/wordprocessingml/2006/main" xmlns:w14="http://schemas.microsoft.com/office/word/2010/wordml" xmlns:w15="http://schemas.microsoft.com/office/word/2012/wordml" xmlns:wpg="http://schemas.microsoft.com/office/word/2010/wordprocessingGroup" xmlns:wpi="http://schemas.microsoft.com/office/word/2010/wordprocessingInk" xmlns:wne="http://schemas.microsoft.com/office/word/2006/wordml" xmlns:a="http://schemas.openxmlformats.org/drawingml/2006/main" xmlns:wps="http://schemas.microsoft.com/office/word/2010/wordprocessingShape" mc:Ignorable="w14 w15 wp14">
   <w:p>
     <w:pPr>
-      <w:pStyle w:val="707"/>
+      <w:pStyle w:val="927"/>
       <w:pBdr/>
       <w:spacing/>
       <w:ind/>
@@ -1145,7 +1197,7 @@
   </w:p>
   <w:p>
     <w:pPr>
-      <w:pStyle w:val="707"/>
+      <w:pStyle w:val="927"/>
       <w:pBdr/>
       <w:spacing/>
       <w:ind/>
@@ -1159,7 +1211,7 @@
   </w:p>
   <w:p>
     <w:pPr>
-      <w:pStyle w:val="707"/>
+      <w:pStyle w:val="927"/>
       <w:pBdr/>
       <w:spacing/>
       <w:ind/>
@@ -1173,7 +1225,7 @@
   </w:p>
   <w:p>
     <w:pPr>
-      <w:pStyle w:val="707"/>
+      <w:pStyle w:val="927"/>
       <w:pBdr/>
       <w:spacing/>
       <w:ind/>
@@ -1187,7 +1239,7 @@
   </w:p>
   <w:p>
     <w:pPr>
-      <w:pStyle w:val="707"/>
+      <w:pStyle w:val="927"/>
       <w:pBdr/>
       <w:spacing/>
       <w:ind/>
@@ -1358,9 +1410,23 @@
     <w:lsdException w:name="Bibliography" w:uiPriority="37"/>
     <w:lsdException w:name="TOC Heading" w:uiPriority="39" w:qFormat="1"/>
   </w:latentStyles>
-  <w:style w:type="table" w:styleId="11">
+  <w:style w:type="character" w:styleId="198">
+    <w:name w:val="Placeholder Text"/>
+    <w:basedOn w:val="919"/>
+    <w:uiPriority w:val="99"/>
+    <w:semiHidden/>
+    <w:pPr>
+      <w:pBdr/>
+      <w:spacing/>
+      <w:ind/>
+    </w:pPr>
+    <w:rPr>
+      <w:color w:val="666666"/>
+    </w:rPr>
+  </w:style>
+  <w:style w:type="table" w:styleId="737">
     <w:name w:val="Table Grid"/>
-    <w:basedOn w:val="713"/>
+    <w:basedOn w:val="933"/>
     <w:uiPriority w:val="59"/>
     <w:pPr>
       <w:pBdr/>
@@ -1369,6 +1435,12 @@
     </w:pPr>
     <w:tblPr>
       <w:tblInd w:w="0" w:type="dxa"/>
+      <w:tblCellMar>
+        <w:left w:w="108" w:type="dxa"/>
+        <w:top w:w="0" w:type="dxa"/>
+        <w:right w:w="108" w:type="dxa"/>
+        <w:bottom w:w="0" w:type="dxa"/>
+      </w:tblCellMar>
       <w:tblBorders>
         <w:top w:val="single" w:color="000000" w:sz="4" w:space="0"/>
         <w:left w:val="single" w:color="000000" w:sz="4" w:space="0"/>
@@ -1377,12 +1449,6 @@
         <w:insideH w:val="single" w:color="000000" w:sz="4" w:space="0"/>
         <w:insideV w:val="single" w:color="000000" w:sz="4" w:space="0"/>
       </w:tblBorders>
-      <w:tblCellMar>
-        <w:left w:w="108" w:type="dxa"/>
-        <w:top w:w="0" w:type="dxa"/>
-        <w:right w:w="108" w:type="dxa"/>
-        <w:bottom w:w="0" w:type="dxa"/>
-      </w:tblCellMar>
     </w:tblPr>
     <w:tcPr>
       <w:tcBorders/>
@@ -1557,9 +1623,9 @@
       </w:tcPr>
     </w:tblStylePr>
   </w:style>
-  <w:style w:type="table" w:styleId="12">
+  <w:style w:type="table" w:styleId="738">
     <w:name w:val="Table Grid Light"/>
-    <w:basedOn w:val="713"/>
+    <w:basedOn w:val="933"/>
     <w:uiPriority w:val="59"/>
     <w:pPr>
       <w:pBdr/>
@@ -1568,6 +1634,12 @@
     </w:pPr>
     <w:tblPr>
       <w:tblInd w:w="0" w:type="dxa"/>
+      <w:tblCellMar>
+        <w:left w:w="108" w:type="dxa"/>
+        <w:top w:w="0" w:type="dxa"/>
+        <w:right w:w="108" w:type="dxa"/>
+        <w:bottom w:w="0" w:type="dxa"/>
+      </w:tblCellMar>
       <w:tblBorders>
         <w:top w:val="single" w:color="000000" w:themeColor="text1" w:themeTint="50" w:sz="4" w:space="0"/>
         <w:left w:val="single" w:color="000000" w:themeColor="text1" w:themeTint="50" w:sz="4" w:space="0"/>
@@ -1576,12 +1648,6 @@
         <w:insideH w:val="single" w:color="000000" w:themeColor="text1" w:themeTint="50" w:sz="4" w:space="0"/>
         <w:insideV w:val="single" w:color="000000" w:themeColor="text1" w:themeTint="50" w:sz="4" w:space="0"/>
       </w:tblBorders>
-      <w:tblCellMar>
-        <w:left w:w="108" w:type="dxa"/>
-        <w:top w:w="0" w:type="dxa"/>
-        <w:right w:w="108" w:type="dxa"/>
-        <w:bottom w:w="0" w:type="dxa"/>
-      </w:tblCellMar>
     </w:tblPr>
     <w:tcPr>
       <w:tcBorders/>
@@ -1756,9 +1822,9 @@
       </w:tcPr>
     </w:tblStylePr>
   </w:style>
-  <w:style w:type="table" w:styleId="13">
+  <w:style w:type="table" w:styleId="739">
     <w:name w:val="Plain Table 1"/>
-    <w:basedOn w:val="713"/>
+    <w:basedOn w:val="933"/>
     <w:uiPriority w:val="59"/>
     <w:pPr>
       <w:pBdr/>
@@ -1767,6 +1833,12 @@
     </w:pPr>
     <w:tblPr>
       <w:tblInd w:w="0" w:type="dxa"/>
+      <w:tblCellMar>
+        <w:left w:w="108" w:type="dxa"/>
+        <w:top w:w="0" w:type="dxa"/>
+        <w:right w:w="108" w:type="dxa"/>
+        <w:bottom w:w="0" w:type="dxa"/>
+      </w:tblCellMar>
       <w:tblBorders>
         <w:top w:val="single" w:color="000000" w:themeColor="text1" w:themeTint="50" w:sz="4" w:space="0"/>
         <w:left w:val="single" w:color="000000" w:themeColor="text1" w:themeTint="50" w:sz="4" w:space="0"/>
@@ -1775,12 +1847,6 @@
         <w:insideH w:val="single" w:color="000000" w:themeColor="text1" w:themeTint="50" w:sz="4" w:space="0"/>
         <w:insideV w:val="single" w:color="000000" w:themeColor="text1" w:themeTint="50" w:sz="4" w:space="0"/>
       </w:tblBorders>
-      <w:tblCellMar>
-        <w:left w:w="108" w:type="dxa"/>
-        <w:top w:w="0" w:type="dxa"/>
-        <w:right w:w="108" w:type="dxa"/>
-        <w:bottom w:w="0" w:type="dxa"/>
-      </w:tblCellMar>
     </w:tblPr>
     <w:tcPr>
       <w:tcBorders/>
@@ -1981,9 +2047,9 @@
       </w:tcPr>
     </w:tblStylePr>
   </w:style>
-  <w:style w:type="table" w:styleId="14">
+  <w:style w:type="table" w:styleId="740">
     <w:name w:val="Plain Table 2"/>
-    <w:basedOn w:val="713"/>
+    <w:basedOn w:val="933"/>
     <w:uiPriority w:val="59"/>
     <w:pPr>
       <w:pBdr/>
@@ -1992,18 +2058,18 @@
     </w:pPr>
     <w:tblPr>
       <w:tblInd w:w="0" w:type="dxa"/>
+      <w:tblCellMar>
+        <w:left w:w="108" w:type="dxa"/>
+        <w:top w:w="0" w:type="dxa"/>
+        <w:right w:w="108" w:type="dxa"/>
+        <w:bottom w:w="0" w:type="dxa"/>
+      </w:tblCellMar>
       <w:tblBorders>
         <w:top w:val="single" w:color="000000" w:themeColor="text1" w:sz="4" w:space="0"/>
         <w:left w:val="none" w:color="000000" w:themeColor="text1" w:sz="4" w:space="0"/>
         <w:bottom w:val="single" w:color="000000" w:themeColor="text1" w:sz="4" w:space="0"/>
         <w:right w:val="none" w:color="000000" w:themeColor="text1" w:sz="4" w:space="0"/>
       </w:tblBorders>
-      <w:tblCellMar>
-        <w:left w:w="108" w:type="dxa"/>
-        <w:top w:w="0" w:type="dxa"/>
-        <w:right w:w="108" w:type="dxa"/>
-        <w:bottom w:w="0" w:type="dxa"/>
-      </w:tblCellMar>
     </w:tblPr>
     <w:tcPr>
       <w:tcBorders/>
@@ -2214,9 +2280,9 @@
       </w:tcPr>
     </w:tblStylePr>
   </w:style>
-  <w:style w:type="table" w:styleId="15">
+  <w:style w:type="table" w:styleId="741">
     <w:name w:val="Plain Table 3"/>
-    <w:basedOn w:val="713"/>
+    <w:basedOn w:val="933"/>
     <w:uiPriority w:val="99"/>
     <w:pPr>
       <w:pBdr/>
@@ -2444,9 +2510,9 @@
       </w:tcPr>
     </w:tblStylePr>
   </w:style>
-  <w:style w:type="table" w:styleId="16">
+  <w:style w:type="table" w:styleId="742">
     <w:name w:val="Plain Table 4"/>
-    <w:basedOn w:val="713"/>
+    <w:basedOn w:val="933"/>
     <w:uiPriority w:val="99"/>
     <w:pPr>
       <w:pBdr/>
@@ -2660,9 +2726,9 @@
       </w:tcPr>
     </w:tblStylePr>
   </w:style>
-  <w:style w:type="table" w:styleId="17">
+  <w:style w:type="table" w:styleId="743">
     <w:name w:val="Plain Table 5"/>
-    <w:basedOn w:val="713"/>
+    <w:basedOn w:val="933"/>
     <w:uiPriority w:val="99"/>
     <w:pPr>
       <w:pBdr/>
@@ -2893,9 +2959,9 @@
       </w:tcPr>
     </w:tblStylePr>
   </w:style>
-  <w:style w:type="table" w:styleId="18">
+  <w:style w:type="table" w:styleId="744">
     <w:name w:val="Grid Table 1 Light"/>
-    <w:basedOn w:val="713"/>
+    <w:basedOn w:val="933"/>
     <w:uiPriority w:val="99"/>
     <w:pPr>
       <w:pBdr/>
@@ -3116,9 +3182,9 @@
       </w:tcPr>
     </w:tblStylePr>
   </w:style>
-  <w:style w:type="table" w:styleId="19">
+  <w:style w:type="table" w:styleId="745">
     <w:name w:val="Grid Table 1 Light - Accent 1"/>
-    <w:basedOn w:val="713"/>
+    <w:basedOn w:val="933"/>
     <w:uiPriority w:val="99"/>
     <w:pPr>
       <w:pBdr/>
@@ -3339,9 +3405,9 @@
       </w:tcPr>
     </w:tblStylePr>
   </w:style>
-  <w:style w:type="table" w:styleId="20">
+  <w:style w:type="table" w:styleId="746">
     <w:name w:val="Grid Table 1 Light - Accent 2"/>
-    <w:basedOn w:val="713"/>
+    <w:basedOn w:val="933"/>
     <w:uiPriority w:val="99"/>
     <w:pPr>
       <w:pBdr/>
@@ -3562,9 +3628,9 @@
       </w:tcPr>
     </w:tblStylePr>
   </w:style>
-  <w:style w:type="table" w:styleId="21">
+  <w:style w:type="table" w:styleId="747">
     <w:name w:val="Grid Table 1 Light - Accent 3"/>
-    <w:basedOn w:val="713"/>
+    <w:basedOn w:val="933"/>
     <w:uiPriority w:val="99"/>
     <w:pPr>
       <w:pBdr/>
@@ -3785,9 +3851,9 @@
       </w:tcPr>
     </w:tblStylePr>
   </w:style>
-  <w:style w:type="table" w:styleId="22">
+  <w:style w:type="table" w:styleId="748">
     <w:name w:val="Grid Table 1 Light - Accent 4"/>
-    <w:basedOn w:val="713"/>
+    <w:basedOn w:val="933"/>
     <w:uiPriority w:val="99"/>
     <w:pPr>
       <w:pBdr/>
@@ -4008,9 +4074,9 @@
       </w:tcPr>
     </w:tblStylePr>
   </w:style>
-  <w:style w:type="table" w:styleId="23">
+  <w:style w:type="table" w:styleId="749">
     <w:name w:val="Grid Table 1 Light - Accent 5"/>
-    <w:basedOn w:val="713"/>
+    <w:basedOn w:val="933"/>
     <w:uiPriority w:val="99"/>
     <w:pPr>
       <w:pBdr/>
@@ -4231,9 +4297,9 @@
       </w:tcPr>
     </w:tblStylePr>
   </w:style>
-  <w:style w:type="table" w:styleId="24">
+  <w:style w:type="table" w:styleId="750">
     <w:name w:val="Grid Table 1 Light - Accent 6"/>
-    <w:basedOn w:val="713"/>
+    <w:basedOn w:val="933"/>
     <w:uiPriority w:val="99"/>
     <w:pPr>
       <w:pBdr/>
@@ -4454,9 +4520,9 @@
       </w:tcPr>
     </w:tblStylePr>
   </w:style>
-  <w:style w:type="table" w:styleId="25">
+  <w:style w:type="table" w:styleId="751">
     <w:name w:val="Grid Table 2"/>
-    <w:basedOn w:val="713"/>
+    <w:basedOn w:val="933"/>
     <w:uiPriority w:val="99"/>
     <w:pPr>
       <w:pBdr/>
@@ -4686,9 +4752,9 @@
       </w:tcPr>
     </w:tblStylePr>
   </w:style>
-  <w:style w:type="table" w:styleId="26">
+  <w:style w:type="table" w:styleId="752">
     <w:name w:val="Grid Table 2 - Accent 1"/>
-    <w:basedOn w:val="713"/>
+    <w:basedOn w:val="933"/>
     <w:uiPriority w:val="99"/>
     <w:pPr>
       <w:pBdr/>
@@ -4918,9 +4984,9 @@
       </w:tcPr>
     </w:tblStylePr>
   </w:style>
-  <w:style w:type="table" w:styleId="27">
+  <w:style w:type="table" w:styleId="753">
     <w:name w:val="Grid Table 2 - Accent 2"/>
-    <w:basedOn w:val="713"/>
+    <w:basedOn w:val="933"/>
     <w:uiPriority w:val="99"/>
     <w:pPr>
       <w:pBdr/>
@@ -5150,9 +5216,9 @@
       </w:tcPr>
     </w:tblStylePr>
   </w:style>
-  <w:style w:type="table" w:styleId="28">
+  <w:style w:type="table" w:styleId="754">
     <w:name w:val="Grid Table 2 - Accent 3"/>
-    <w:basedOn w:val="713"/>
+    <w:basedOn w:val="933"/>
     <w:uiPriority w:val="99"/>
     <w:pPr>
       <w:pBdr/>
@@ -5382,9 +5448,9 @@
       </w:tcPr>
     </w:tblStylePr>
   </w:style>
-  <w:style w:type="table" w:styleId="29">
+  <w:style w:type="table" w:styleId="755">
     <w:name w:val="Grid Table 2 - Accent 4"/>
-    <w:basedOn w:val="713"/>
+    <w:basedOn w:val="933"/>
     <w:uiPriority w:val="99"/>
     <w:pPr>
       <w:pBdr/>
@@ -5614,9 +5680,9 @@
       </w:tcPr>
     </w:tblStylePr>
   </w:style>
-  <w:style w:type="table" w:styleId="30">
+  <w:style w:type="table" w:styleId="756">
     <w:name w:val="Grid Table 2 - Accent 5"/>
-    <w:basedOn w:val="713"/>
+    <w:basedOn w:val="933"/>
     <w:uiPriority w:val="99"/>
     <w:pPr>
       <w:pBdr/>
@@ -5846,9 +5912,9 @@
       </w:tcPr>
     </w:tblStylePr>
   </w:style>
-  <w:style w:type="table" w:styleId="31">
+  <w:style w:type="table" w:styleId="757">
     <w:name w:val="Grid Table 2 - Accent 6"/>
-    <w:basedOn w:val="713"/>
+    <w:basedOn w:val="933"/>
     <w:uiPriority w:val="99"/>
     <w:pPr>
       <w:pBdr/>
@@ -6078,9 +6144,9 @@
       </w:tcPr>
     </w:tblStylePr>
   </w:style>
-  <w:style w:type="table" w:styleId="32">
+  <w:style w:type="table" w:styleId="758">
     <w:name w:val="Grid Table 3"/>
-    <w:basedOn w:val="713"/>
+    <w:basedOn w:val="933"/>
     <w:uiPriority w:val="99"/>
     <w:pPr>
       <w:pBdr/>
@@ -6179,29 +6245,6 @@
         <w:tblBorders/>
       </w:tblPr>
       <w:tcPr>
-        <w:shd w:color="ffffff"/>
-        <w:tcBorders>
-          <w:top w:val="none" w:color="000000" w:sz="4" w:space="0"/>
-          <w:left w:val="none" w:color="000000" w:sz="4" w:space="0"/>
-          <w:bottom w:val="none" w:color="000000" w:sz="4" w:space="0"/>
-          <w:right w:val="none" w:color="000000" w:sz="4" w:space="0"/>
-        </w:tcBorders>
-      </w:tcPr>
-    </w:tblStylePr>
-    <w:tblStylePr w:type="firstRow">
-      <w:rPr>
-        <w:b/>
-        <w:color w:val="404040"/>
-      </w:rPr>
-      <w:pPr>
-        <w:pBdr/>
-        <w:spacing/>
-        <w:ind/>
-      </w:pPr>
-      <w:tblPr>
-        <w:tblBorders/>
-      </w:tblPr>
-      <w:tcPr>
         <w:shd w:val="clear" w:color="ffffff"/>
         <w:tcBorders>
           <w:top w:val="none" w:color="000000" w:sz="4" w:space="0"/>
@@ -6211,30 +6254,7 @@
         </w:tcBorders>
       </w:tcPr>
     </w:tblStylePr>
-    <w:tblStylePr w:type="lastCol">
-      <w:rPr>
-        <w:i/>
-        <w:color w:val="404040"/>
-      </w:rPr>
-      <w:pPr>
-        <w:pBdr/>
-        <w:spacing/>
-        <w:ind/>
-      </w:pPr>
-      <w:tblPr>
-        <w:tblBorders/>
-      </w:tblPr>
-      <w:tcPr>
-        <w:shd w:color="ffffff"/>
-        <w:tcBorders>
-          <w:top w:val="none" w:color="000000" w:sz="4" w:space="0"/>
-          <w:left w:val="none" w:color="000000" w:sz="4" w:space="0"/>
-          <w:bottom w:val="none" w:color="000000" w:sz="4" w:space="0"/>
-          <w:right w:val="none" w:color="000000" w:sz="4" w:space="0"/>
-        </w:tcBorders>
-      </w:tcPr>
-    </w:tblStylePr>
-    <w:tblStylePr w:type="lastRow">
+    <w:tblStylePr w:type="firstRow">
       <w:rPr>
         <w:b/>
         <w:color w:val="404040"/>
@@ -6257,6 +6277,52 @@
         </w:tcBorders>
       </w:tcPr>
     </w:tblStylePr>
+    <w:tblStylePr w:type="lastCol">
+      <w:rPr>
+        <w:i/>
+        <w:color w:val="404040"/>
+      </w:rPr>
+      <w:pPr>
+        <w:pBdr/>
+        <w:spacing/>
+        <w:ind/>
+      </w:pPr>
+      <w:tblPr>
+        <w:tblBorders/>
+      </w:tblPr>
+      <w:tcPr>
+        <w:shd w:val="clear" w:color="ffffff"/>
+        <w:tcBorders>
+          <w:top w:val="none" w:color="000000" w:sz="4" w:space="0"/>
+          <w:left w:val="none" w:color="000000" w:sz="4" w:space="0"/>
+          <w:bottom w:val="none" w:color="000000" w:sz="4" w:space="0"/>
+          <w:right w:val="none" w:color="000000" w:sz="4" w:space="0"/>
+        </w:tcBorders>
+      </w:tcPr>
+    </w:tblStylePr>
+    <w:tblStylePr w:type="lastRow">
+      <w:rPr>
+        <w:b/>
+        <w:color w:val="404040"/>
+      </w:rPr>
+      <w:pPr>
+        <w:pBdr/>
+        <w:spacing/>
+        <w:ind/>
+      </w:pPr>
+      <w:tblPr>
+        <w:tblBorders/>
+      </w:tblPr>
+      <w:tcPr>
+        <w:shd w:val="clear" w:color="ffffff"/>
+        <w:tcBorders>
+          <w:top w:val="none" w:color="000000" w:sz="4" w:space="0"/>
+          <w:left w:val="none" w:color="000000" w:sz="4" w:space="0"/>
+          <w:bottom w:val="none" w:color="000000" w:sz="4" w:space="0"/>
+          <w:right w:val="none" w:color="000000" w:sz="4" w:space="0"/>
+        </w:tcBorders>
+      </w:tcPr>
+    </w:tblStylePr>
     <w:tblStylePr w:type="nwCell">
       <w:pPr>
         <w:pBdr/>
@@ -6323,9 +6389,9 @@
       </w:tcPr>
     </w:tblStylePr>
   </w:style>
-  <w:style w:type="table" w:styleId="33">
+  <w:style w:type="table" w:styleId="759">
     <w:name w:val="Grid Table 3 - Accent 1"/>
-    <w:basedOn w:val="713"/>
+    <w:basedOn w:val="933"/>
     <w:uiPriority w:val="99"/>
     <w:pPr>
       <w:pBdr/>
@@ -6424,29 +6490,6 @@
         <w:tblBorders/>
       </w:tblPr>
       <w:tcPr>
-        <w:shd w:color="ffffff"/>
-        <w:tcBorders>
-          <w:top w:val="none" w:color="000000" w:sz="4" w:space="0"/>
-          <w:left w:val="none" w:color="000000" w:sz="4" w:space="0"/>
-          <w:bottom w:val="none" w:color="000000" w:sz="4" w:space="0"/>
-          <w:right w:val="none" w:color="000000" w:sz="4" w:space="0"/>
-        </w:tcBorders>
-      </w:tcPr>
-    </w:tblStylePr>
-    <w:tblStylePr w:type="firstRow">
-      <w:rPr>
-        <w:b/>
-        <w:color w:val="404040"/>
-      </w:rPr>
-      <w:pPr>
-        <w:pBdr/>
-        <w:spacing/>
-        <w:ind/>
-      </w:pPr>
-      <w:tblPr>
-        <w:tblBorders/>
-      </w:tblPr>
-      <w:tcPr>
         <w:shd w:val="clear" w:color="ffffff"/>
         <w:tcBorders>
           <w:top w:val="none" w:color="000000" w:sz="4" w:space="0"/>
@@ -6456,30 +6499,7 @@
         </w:tcBorders>
       </w:tcPr>
     </w:tblStylePr>
-    <w:tblStylePr w:type="lastCol">
-      <w:rPr>
-        <w:i/>
-        <w:color w:val="404040"/>
-      </w:rPr>
-      <w:pPr>
-        <w:pBdr/>
-        <w:spacing/>
-        <w:ind/>
-      </w:pPr>
-      <w:tblPr>
-        <w:tblBorders/>
-      </w:tblPr>
-      <w:tcPr>
-        <w:shd w:color="ffffff"/>
-        <w:tcBorders>
-          <w:top w:val="none" w:color="000000" w:sz="4" w:space="0"/>
-          <w:left w:val="none" w:color="000000" w:sz="4" w:space="0"/>
-          <w:bottom w:val="none" w:color="000000" w:sz="4" w:space="0"/>
-          <w:right w:val="none" w:color="000000" w:sz="4" w:space="0"/>
-        </w:tcBorders>
-      </w:tcPr>
-    </w:tblStylePr>
-    <w:tblStylePr w:type="lastRow">
+    <w:tblStylePr w:type="firstRow">
       <w:rPr>
         <w:b/>
         <w:color w:val="404040"/>
@@ -6502,6 +6522,52 @@
         </w:tcBorders>
       </w:tcPr>
     </w:tblStylePr>
+    <w:tblStylePr w:type="lastCol">
+      <w:rPr>
+        <w:i/>
+        <w:color w:val="404040"/>
+      </w:rPr>
+      <w:pPr>
+        <w:pBdr/>
+        <w:spacing/>
+        <w:ind/>
+      </w:pPr>
+      <w:tblPr>
+        <w:tblBorders/>
+      </w:tblPr>
+      <w:tcPr>
+        <w:shd w:val="clear" w:color="ffffff"/>
+        <w:tcBorders>
+          <w:top w:val="none" w:color="000000" w:sz="4" w:space="0"/>
+          <w:left w:val="none" w:color="000000" w:sz="4" w:space="0"/>
+          <w:bottom w:val="none" w:color="000000" w:sz="4" w:space="0"/>
+          <w:right w:val="none" w:color="000000" w:sz="4" w:space="0"/>
+        </w:tcBorders>
+      </w:tcPr>
+    </w:tblStylePr>
+    <w:tblStylePr w:type="lastRow">
+      <w:rPr>
+        <w:b/>
+        <w:color w:val="404040"/>
+      </w:rPr>
+      <w:pPr>
+        <w:pBdr/>
+        <w:spacing/>
+        <w:ind/>
+      </w:pPr>
+      <w:tblPr>
+        <w:tblBorders/>
+      </w:tblPr>
+      <w:tcPr>
+        <w:shd w:val="clear" w:color="ffffff"/>
+        <w:tcBorders>
+          <w:top w:val="none" w:color="000000" w:sz="4" w:space="0"/>
+          <w:left w:val="none" w:color="000000" w:sz="4" w:space="0"/>
+          <w:bottom w:val="none" w:color="000000" w:sz="4" w:space="0"/>
+          <w:right w:val="none" w:color="000000" w:sz="4" w:space="0"/>
+        </w:tcBorders>
+      </w:tcPr>
+    </w:tblStylePr>
     <w:tblStylePr w:type="nwCell">
       <w:pPr>
         <w:pBdr/>
@@ -6568,9 +6634,9 @@
       </w:tcPr>
     </w:tblStylePr>
   </w:style>
-  <w:style w:type="table" w:styleId="34">
+  <w:style w:type="table" w:styleId="760">
     <w:name w:val="Grid Table 3 - Accent 2"/>
-    <w:basedOn w:val="713"/>
+    <w:basedOn w:val="933"/>
     <w:uiPriority w:val="99"/>
     <w:pPr>
       <w:pBdr/>
@@ -6669,29 +6735,6 @@
         <w:tblBorders/>
       </w:tblPr>
       <w:tcPr>
-        <w:shd w:color="ffffff"/>
-        <w:tcBorders>
-          <w:top w:val="none" w:color="000000" w:sz="4" w:space="0"/>
-          <w:left w:val="none" w:color="000000" w:sz="4" w:space="0"/>
-          <w:bottom w:val="none" w:color="000000" w:sz="4" w:space="0"/>
-          <w:right w:val="none" w:color="000000" w:sz="4" w:space="0"/>
-        </w:tcBorders>
-      </w:tcPr>
-    </w:tblStylePr>
-    <w:tblStylePr w:type="firstRow">
-      <w:rPr>
-        <w:b/>
-        <w:color w:val="404040"/>
-      </w:rPr>
-      <w:pPr>
-        <w:pBdr/>
-        <w:spacing/>
-        <w:ind/>
-      </w:pPr>
-      <w:tblPr>
-        <w:tblBorders/>
-      </w:tblPr>
-      <w:tcPr>
         <w:shd w:val="clear" w:color="ffffff"/>
         <w:tcBorders>
           <w:top w:val="none" w:color="000000" w:sz="4" w:space="0"/>
@@ -6701,30 +6744,7 @@
         </w:tcBorders>
       </w:tcPr>
     </w:tblStylePr>
-    <w:tblStylePr w:type="lastCol">
-      <w:rPr>
-        <w:i/>
-        <w:color w:val="404040"/>
-      </w:rPr>
-      <w:pPr>
-        <w:pBdr/>
-        <w:spacing/>
-        <w:ind/>
-      </w:pPr>
-      <w:tblPr>
-        <w:tblBorders/>
-      </w:tblPr>
-      <w:tcPr>
-        <w:shd w:color="ffffff"/>
-        <w:tcBorders>
-          <w:top w:val="none" w:color="000000" w:sz="4" w:space="0"/>
-          <w:left w:val="none" w:color="000000" w:sz="4" w:space="0"/>
-          <w:bottom w:val="none" w:color="000000" w:sz="4" w:space="0"/>
-          <w:right w:val="none" w:color="000000" w:sz="4" w:space="0"/>
-        </w:tcBorders>
-      </w:tcPr>
-    </w:tblStylePr>
-    <w:tblStylePr w:type="lastRow">
+    <w:tblStylePr w:type="firstRow">
       <w:rPr>
         <w:b/>
         <w:color w:val="404040"/>
@@ -6747,6 +6767,52 @@
         </w:tcBorders>
       </w:tcPr>
     </w:tblStylePr>
+    <w:tblStylePr w:type="lastCol">
+      <w:rPr>
+        <w:i/>
+        <w:color w:val="404040"/>
+      </w:rPr>
+      <w:pPr>
+        <w:pBdr/>
+        <w:spacing/>
+        <w:ind/>
+      </w:pPr>
+      <w:tblPr>
+        <w:tblBorders/>
+      </w:tblPr>
+      <w:tcPr>
+        <w:shd w:val="clear" w:color="ffffff"/>
+        <w:tcBorders>
+          <w:top w:val="none" w:color="000000" w:sz="4" w:space="0"/>
+          <w:left w:val="none" w:color="000000" w:sz="4" w:space="0"/>
+          <w:bottom w:val="none" w:color="000000" w:sz="4" w:space="0"/>
+          <w:right w:val="none" w:color="000000" w:sz="4" w:space="0"/>
+        </w:tcBorders>
+      </w:tcPr>
+    </w:tblStylePr>
+    <w:tblStylePr w:type="lastRow">
+      <w:rPr>
+        <w:b/>
+        <w:color w:val="404040"/>
+      </w:rPr>
+      <w:pPr>
+        <w:pBdr/>
+        <w:spacing/>
+        <w:ind/>
+      </w:pPr>
+      <w:tblPr>
+        <w:tblBorders/>
+      </w:tblPr>
+      <w:tcPr>
+        <w:shd w:val="clear" w:color="ffffff"/>
+        <w:tcBorders>
+          <w:top w:val="none" w:color="000000" w:sz="4" w:space="0"/>
+          <w:left w:val="none" w:color="000000" w:sz="4" w:space="0"/>
+          <w:bottom w:val="none" w:color="000000" w:sz="4" w:space="0"/>
+          <w:right w:val="none" w:color="000000" w:sz="4" w:space="0"/>
+        </w:tcBorders>
+      </w:tcPr>
+    </w:tblStylePr>
     <w:tblStylePr w:type="nwCell">
       <w:pPr>
         <w:pBdr/>
@@ -6813,9 +6879,9 @@
       </w:tcPr>
     </w:tblStylePr>
   </w:style>
-  <w:style w:type="table" w:styleId="35">
+  <w:style w:type="table" w:styleId="761">
     <w:name w:val="Grid Table 3 - Accent 3"/>
-    <w:basedOn w:val="713"/>
+    <w:basedOn w:val="933"/>
     <w:uiPriority w:val="99"/>
     <w:pPr>
       <w:pBdr/>
@@ -6914,29 +6980,6 @@
         <w:tblBorders/>
       </w:tblPr>
       <w:tcPr>
-        <w:shd w:color="ffffff"/>
-        <w:tcBorders>
-          <w:top w:val="none" w:color="000000" w:sz="4" w:space="0"/>
-          <w:left w:val="none" w:color="000000" w:sz="4" w:space="0"/>
-          <w:bottom w:val="none" w:color="000000" w:sz="4" w:space="0"/>
-          <w:right w:val="none" w:color="000000" w:sz="4" w:space="0"/>
-        </w:tcBorders>
-      </w:tcPr>
-    </w:tblStylePr>
-    <w:tblStylePr w:type="firstRow">
-      <w:rPr>
-        <w:b/>
-        <w:color w:val="404040"/>
-      </w:rPr>
-      <w:pPr>
-        <w:pBdr/>
-        <w:spacing/>
-        <w:ind/>
-      </w:pPr>
-      <w:tblPr>
-        <w:tblBorders/>
-      </w:tblPr>
-      <w:tcPr>
         <w:shd w:val="clear" w:color="ffffff"/>
         <w:tcBorders>
           <w:top w:val="none" w:color="000000" w:sz="4" w:space="0"/>
@@ -6946,30 +6989,7 @@
         </w:tcBorders>
       </w:tcPr>
     </w:tblStylePr>
-    <w:tblStylePr w:type="lastCol">
-      <w:rPr>
-        <w:i/>
-        <w:color w:val="404040"/>
-      </w:rPr>
-      <w:pPr>
-        <w:pBdr/>
-        <w:spacing/>
-        <w:ind/>
-      </w:pPr>
-      <w:tblPr>
-        <w:tblBorders/>
-      </w:tblPr>
-      <w:tcPr>
-        <w:shd w:color="ffffff"/>
-        <w:tcBorders>
-          <w:top w:val="none" w:color="000000" w:sz="4" w:space="0"/>
-          <w:left w:val="none" w:color="000000" w:sz="4" w:space="0"/>
-          <w:bottom w:val="none" w:color="000000" w:sz="4" w:space="0"/>
-          <w:right w:val="none" w:color="000000" w:sz="4" w:space="0"/>
-        </w:tcBorders>
-      </w:tcPr>
-    </w:tblStylePr>
-    <w:tblStylePr w:type="lastRow">
+    <w:tblStylePr w:type="firstRow">
       <w:rPr>
         <w:b/>
         <w:color w:val="404040"/>
@@ -6992,6 +7012,52 @@
         </w:tcBorders>
       </w:tcPr>
     </w:tblStylePr>
+    <w:tblStylePr w:type="lastCol">
+      <w:rPr>
+        <w:i/>
+        <w:color w:val="404040"/>
+      </w:rPr>
+      <w:pPr>
+        <w:pBdr/>
+        <w:spacing/>
+        <w:ind/>
+      </w:pPr>
+      <w:tblPr>
+        <w:tblBorders/>
+      </w:tblPr>
+      <w:tcPr>
+        <w:shd w:val="clear" w:color="ffffff"/>
+        <w:tcBorders>
+          <w:top w:val="none" w:color="000000" w:sz="4" w:space="0"/>
+          <w:left w:val="none" w:color="000000" w:sz="4" w:space="0"/>
+          <w:bottom w:val="none" w:color="000000" w:sz="4" w:space="0"/>
+          <w:right w:val="none" w:color="000000" w:sz="4" w:space="0"/>
+        </w:tcBorders>
+      </w:tcPr>
+    </w:tblStylePr>
+    <w:tblStylePr w:type="lastRow">
+      <w:rPr>
+        <w:b/>
+        <w:color w:val="404040"/>
+      </w:rPr>
+      <w:pPr>
+        <w:pBdr/>
+        <w:spacing/>
+        <w:ind/>
+      </w:pPr>
+      <w:tblPr>
+        <w:tblBorders/>
+      </w:tblPr>
+      <w:tcPr>
+        <w:shd w:val="clear" w:color="ffffff"/>
+        <w:tcBorders>
+          <w:top w:val="none" w:color="000000" w:sz="4" w:space="0"/>
+          <w:left w:val="none" w:color="000000" w:sz="4" w:space="0"/>
+          <w:bottom w:val="none" w:color="000000" w:sz="4" w:space="0"/>
+          <w:right w:val="none" w:color="000000" w:sz="4" w:space="0"/>
+        </w:tcBorders>
+      </w:tcPr>
+    </w:tblStylePr>
     <w:tblStylePr w:type="nwCell">
       <w:pPr>
         <w:pBdr/>
@@ -7058,9 +7124,9 @@
       </w:tcPr>
     </w:tblStylePr>
   </w:style>
-  <w:style w:type="table" w:styleId="36">
+  <w:style w:type="table" w:styleId="762">
     <w:name w:val="Grid Table 3 - Accent 4"/>
-    <w:basedOn w:val="713"/>
+    <w:basedOn w:val="933"/>
     <w:uiPriority w:val="99"/>
     <w:pPr>
       <w:pBdr/>
@@ -7159,29 +7225,6 @@
         <w:tblBorders/>
       </w:tblPr>
       <w:tcPr>
-        <w:shd w:color="ffffff"/>
-        <w:tcBorders>
-          <w:top w:val="none" w:color="000000" w:sz="4" w:space="0"/>
-          <w:left w:val="none" w:color="000000" w:sz="4" w:space="0"/>
-          <w:bottom w:val="none" w:color="000000" w:sz="4" w:space="0"/>
-          <w:right w:val="none" w:color="000000" w:sz="4" w:space="0"/>
-        </w:tcBorders>
-      </w:tcPr>
-    </w:tblStylePr>
-    <w:tblStylePr w:type="firstRow">
-      <w:rPr>
-        <w:b/>
-        <w:color w:val="404040"/>
-      </w:rPr>
-      <w:pPr>
-        <w:pBdr/>
-        <w:spacing/>
-        <w:ind/>
-      </w:pPr>
-      <w:tblPr>
-        <w:tblBorders/>
-      </w:tblPr>
-      <w:tcPr>
         <w:shd w:val="clear" w:color="ffffff"/>
         <w:tcBorders>
           <w:top w:val="none" w:color="000000" w:sz="4" w:space="0"/>
@@ -7191,30 +7234,7 @@
         </w:tcBorders>
       </w:tcPr>
     </w:tblStylePr>
-    <w:tblStylePr w:type="lastCol">
-      <w:rPr>
-        <w:i/>
-        <w:color w:val="404040"/>
-      </w:rPr>
-      <w:pPr>
-        <w:pBdr/>
-        <w:spacing/>
-        <w:ind/>
-      </w:pPr>
-      <w:tblPr>
-        <w:tblBorders/>
-      </w:tblPr>
-      <w:tcPr>
-        <w:shd w:color="ffffff"/>
-        <w:tcBorders>
-          <w:top w:val="none" w:color="000000" w:sz="4" w:space="0"/>
-          <w:left w:val="none" w:color="000000" w:sz="4" w:space="0"/>
-          <w:bottom w:val="none" w:color="000000" w:sz="4" w:space="0"/>
-          <w:right w:val="none" w:color="000000" w:sz="4" w:space="0"/>
-        </w:tcBorders>
-      </w:tcPr>
-    </w:tblStylePr>
-    <w:tblStylePr w:type="lastRow">
+    <w:tblStylePr w:type="firstRow">
       <w:rPr>
         <w:b/>
         <w:color w:val="404040"/>
@@ -7237,6 +7257,52 @@
         </w:tcBorders>
       </w:tcPr>
     </w:tblStylePr>
+    <w:tblStylePr w:type="lastCol">
+      <w:rPr>
+        <w:i/>
+        <w:color w:val="404040"/>
+      </w:rPr>
+      <w:pPr>
+        <w:pBdr/>
+        <w:spacing/>
+        <w:ind/>
+      </w:pPr>
+      <w:tblPr>
+        <w:tblBorders/>
+      </w:tblPr>
+      <w:tcPr>
+        <w:shd w:val="clear" w:color="ffffff"/>
+        <w:tcBorders>
+          <w:top w:val="none" w:color="000000" w:sz="4" w:space="0"/>
+          <w:left w:val="none" w:color="000000" w:sz="4" w:space="0"/>
+          <w:bottom w:val="none" w:color="000000" w:sz="4" w:space="0"/>
+          <w:right w:val="none" w:color="000000" w:sz="4" w:space="0"/>
+        </w:tcBorders>
+      </w:tcPr>
+    </w:tblStylePr>
+    <w:tblStylePr w:type="lastRow">
+      <w:rPr>
+        <w:b/>
+        <w:color w:val="404040"/>
+      </w:rPr>
+      <w:pPr>
+        <w:pBdr/>
+        <w:spacing/>
+        <w:ind/>
+      </w:pPr>
+      <w:tblPr>
+        <w:tblBorders/>
+      </w:tblPr>
+      <w:tcPr>
+        <w:shd w:val="clear" w:color="ffffff"/>
+        <w:tcBorders>
+          <w:top w:val="none" w:color="000000" w:sz="4" w:space="0"/>
+          <w:left w:val="none" w:color="000000" w:sz="4" w:space="0"/>
+          <w:bottom w:val="none" w:color="000000" w:sz="4" w:space="0"/>
+          <w:right w:val="none" w:color="000000" w:sz="4" w:space="0"/>
+        </w:tcBorders>
+      </w:tcPr>
+    </w:tblStylePr>
     <w:tblStylePr w:type="nwCell">
       <w:pPr>
         <w:pBdr/>
@@ -7303,9 +7369,9 @@
       </w:tcPr>
     </w:tblStylePr>
   </w:style>
-  <w:style w:type="table" w:styleId="37">
+  <w:style w:type="table" w:styleId="763">
     <w:name w:val="Grid Table 3 - Accent 5"/>
-    <w:basedOn w:val="713"/>
+    <w:basedOn w:val="933"/>
     <w:uiPriority w:val="99"/>
     <w:pPr>
       <w:pBdr/>
@@ -7404,29 +7470,6 @@
         <w:tblBorders/>
       </w:tblPr>
       <w:tcPr>
-        <w:shd w:color="ffffff"/>
-        <w:tcBorders>
-          <w:top w:val="none" w:color="000000" w:sz="4" w:space="0"/>
-          <w:left w:val="none" w:color="000000" w:sz="4" w:space="0"/>
-          <w:bottom w:val="none" w:color="000000" w:sz="4" w:space="0"/>
-          <w:right w:val="none" w:color="000000" w:sz="4" w:space="0"/>
-        </w:tcBorders>
-      </w:tcPr>
-    </w:tblStylePr>
-    <w:tblStylePr w:type="firstRow">
-      <w:rPr>
-        <w:b/>
-        <w:color w:val="404040"/>
-      </w:rPr>
-      <w:pPr>
-        <w:pBdr/>
-        <w:spacing/>
-        <w:ind/>
-      </w:pPr>
-      <w:tblPr>
-        <w:tblBorders/>
-      </w:tblPr>
-      <w:tcPr>
         <w:shd w:val="clear" w:color="ffffff"/>
         <w:tcBorders>
           <w:top w:val="none" w:color="000000" w:sz="4" w:space="0"/>
@@ -7436,30 +7479,7 @@
         </w:tcBorders>
       </w:tcPr>
     </w:tblStylePr>
-    <w:tblStylePr w:type="lastCol">
-      <w:rPr>
-        <w:i/>
-        <w:color w:val="404040"/>
-      </w:rPr>
-      <w:pPr>
-        <w:pBdr/>
-        <w:spacing/>
-        <w:ind/>
-      </w:pPr>
-      <w:tblPr>
-        <w:tblBorders/>
-      </w:tblPr>
-      <w:tcPr>
-        <w:shd w:color="ffffff"/>
-        <w:tcBorders>
-          <w:top w:val="none" w:color="000000" w:sz="4" w:space="0"/>
-          <w:left w:val="none" w:color="000000" w:sz="4" w:space="0"/>
-          <w:bottom w:val="none" w:color="000000" w:sz="4" w:space="0"/>
-          <w:right w:val="none" w:color="000000" w:sz="4" w:space="0"/>
-        </w:tcBorders>
-      </w:tcPr>
-    </w:tblStylePr>
-    <w:tblStylePr w:type="lastRow">
+    <w:tblStylePr w:type="firstRow">
       <w:rPr>
         <w:b/>
         <w:color w:val="404040"/>
@@ -7482,6 +7502,52 @@
         </w:tcBorders>
       </w:tcPr>
     </w:tblStylePr>
+    <w:tblStylePr w:type="lastCol">
+      <w:rPr>
+        <w:i/>
+        <w:color w:val="404040"/>
+      </w:rPr>
+      <w:pPr>
+        <w:pBdr/>
+        <w:spacing/>
+        <w:ind/>
+      </w:pPr>
+      <w:tblPr>
+        <w:tblBorders/>
+      </w:tblPr>
+      <w:tcPr>
+        <w:shd w:val="clear" w:color="ffffff"/>
+        <w:tcBorders>
+          <w:top w:val="none" w:color="000000" w:sz="4" w:space="0"/>
+          <w:left w:val="none" w:color="000000" w:sz="4" w:space="0"/>
+          <w:bottom w:val="none" w:color="000000" w:sz="4" w:space="0"/>
+          <w:right w:val="none" w:color="000000" w:sz="4" w:space="0"/>
+        </w:tcBorders>
+      </w:tcPr>
+    </w:tblStylePr>
+    <w:tblStylePr w:type="lastRow">
+      <w:rPr>
+        <w:b/>
+        <w:color w:val="404040"/>
+      </w:rPr>
+      <w:pPr>
+        <w:pBdr/>
+        <w:spacing/>
+        <w:ind/>
+      </w:pPr>
+      <w:tblPr>
+        <w:tblBorders/>
+      </w:tblPr>
+      <w:tcPr>
+        <w:shd w:val="clear" w:color="ffffff"/>
+        <w:tcBorders>
+          <w:top w:val="none" w:color="000000" w:sz="4" w:space="0"/>
+          <w:left w:val="none" w:color="000000" w:sz="4" w:space="0"/>
+          <w:bottom w:val="none" w:color="000000" w:sz="4" w:space="0"/>
+          <w:right w:val="none" w:color="000000" w:sz="4" w:space="0"/>
+        </w:tcBorders>
+      </w:tcPr>
+    </w:tblStylePr>
     <w:tblStylePr w:type="nwCell">
       <w:pPr>
         <w:pBdr/>
@@ -7548,9 +7614,9 @@
       </w:tcPr>
     </w:tblStylePr>
   </w:style>
-  <w:style w:type="table" w:styleId="38">
+  <w:style w:type="table" w:styleId="764">
     <w:name w:val="Grid Table 3 - Accent 6"/>
-    <w:basedOn w:val="713"/>
+    <w:basedOn w:val="933"/>
     <w:uiPriority w:val="99"/>
     <w:pPr>
       <w:pBdr/>
@@ -7649,29 +7715,6 @@
         <w:tblBorders/>
       </w:tblPr>
       <w:tcPr>
-        <w:shd w:color="ffffff"/>
-        <w:tcBorders>
-          <w:top w:val="none" w:color="000000" w:sz="4" w:space="0"/>
-          <w:left w:val="none" w:color="000000" w:sz="4" w:space="0"/>
-          <w:bottom w:val="none" w:color="000000" w:sz="4" w:space="0"/>
-          <w:right w:val="none" w:color="000000" w:sz="4" w:space="0"/>
-        </w:tcBorders>
-      </w:tcPr>
-    </w:tblStylePr>
-    <w:tblStylePr w:type="firstRow">
-      <w:rPr>
-        <w:b/>
-        <w:color w:val="404040"/>
-      </w:rPr>
-      <w:pPr>
-        <w:pBdr/>
-        <w:spacing/>
-        <w:ind/>
-      </w:pPr>
-      <w:tblPr>
-        <w:tblBorders/>
-      </w:tblPr>
-      <w:tcPr>
         <w:shd w:val="clear" w:color="ffffff"/>
         <w:tcBorders>
           <w:top w:val="none" w:color="000000" w:sz="4" w:space="0"/>
@@ -7681,30 +7724,7 @@
         </w:tcBorders>
       </w:tcPr>
     </w:tblStylePr>
-    <w:tblStylePr w:type="lastCol">
-      <w:rPr>
-        <w:i/>
-        <w:color w:val="404040"/>
-      </w:rPr>
-      <w:pPr>
-        <w:pBdr/>
-        <w:spacing/>
-        <w:ind/>
-      </w:pPr>
-      <w:tblPr>
-        <w:tblBorders/>
-      </w:tblPr>
-      <w:tcPr>
-        <w:shd w:color="ffffff"/>
-        <w:tcBorders>
-          <w:top w:val="none" w:color="000000" w:sz="4" w:space="0"/>
-          <w:left w:val="none" w:color="000000" w:sz="4" w:space="0"/>
-          <w:bottom w:val="none" w:color="000000" w:sz="4" w:space="0"/>
-          <w:right w:val="none" w:color="000000" w:sz="4" w:space="0"/>
-        </w:tcBorders>
-      </w:tcPr>
-    </w:tblStylePr>
-    <w:tblStylePr w:type="lastRow">
+    <w:tblStylePr w:type="firstRow">
       <w:rPr>
         <w:b/>
         <w:color w:val="404040"/>
@@ -7727,6 +7747,52 @@
         </w:tcBorders>
       </w:tcPr>
     </w:tblStylePr>
+    <w:tblStylePr w:type="lastCol">
+      <w:rPr>
+        <w:i/>
+        <w:color w:val="404040"/>
+      </w:rPr>
+      <w:pPr>
+        <w:pBdr/>
+        <w:spacing/>
+        <w:ind/>
+      </w:pPr>
+      <w:tblPr>
+        <w:tblBorders/>
+      </w:tblPr>
+      <w:tcPr>
+        <w:shd w:val="clear" w:color="ffffff"/>
+        <w:tcBorders>
+          <w:top w:val="none" w:color="000000" w:sz="4" w:space="0"/>
+          <w:left w:val="none" w:color="000000" w:sz="4" w:space="0"/>
+          <w:bottom w:val="none" w:color="000000" w:sz="4" w:space="0"/>
+          <w:right w:val="none" w:color="000000" w:sz="4" w:space="0"/>
+        </w:tcBorders>
+      </w:tcPr>
+    </w:tblStylePr>
+    <w:tblStylePr w:type="lastRow">
+      <w:rPr>
+        <w:b/>
+        <w:color w:val="404040"/>
+      </w:rPr>
+      <w:pPr>
+        <w:pBdr/>
+        <w:spacing/>
+        <w:ind/>
+      </w:pPr>
+      <w:tblPr>
+        <w:tblBorders/>
+      </w:tblPr>
+      <w:tcPr>
+        <w:shd w:val="clear" w:color="ffffff"/>
+        <w:tcBorders>
+          <w:top w:val="none" w:color="000000" w:sz="4" w:space="0"/>
+          <w:left w:val="none" w:color="000000" w:sz="4" w:space="0"/>
+          <w:bottom w:val="none" w:color="000000" w:sz="4" w:space="0"/>
+          <w:right w:val="none" w:color="000000" w:sz="4" w:space="0"/>
+        </w:tcBorders>
+      </w:tcPr>
+    </w:tblStylePr>
     <w:tblStylePr w:type="nwCell">
       <w:pPr>
         <w:pBdr/>
@@ -7793,9 +7859,9 @@
       </w:tcPr>
     </w:tblStylePr>
   </w:style>
-  <w:style w:type="table" w:styleId="39">
+  <w:style w:type="table" w:styleId="765">
     <w:name w:val="Grid Table 4"/>
-    <w:basedOn w:val="713"/>
+    <w:basedOn w:val="933"/>
     <w:uiPriority w:val="59"/>
     <w:pPr>
       <w:pBdr/>
@@ -8026,9 +8092,9 @@
       </w:tcPr>
     </w:tblStylePr>
   </w:style>
-  <w:style w:type="table" w:styleId="40">
+  <w:style w:type="table" w:styleId="766">
     <w:name w:val="Grid Table 4 - Accent 1"/>
-    <w:basedOn w:val="713"/>
+    <w:basedOn w:val="933"/>
     <w:uiPriority w:val="59"/>
     <w:pPr>
       <w:pBdr/>
@@ -8259,9 +8325,9 @@
       </w:tcPr>
     </w:tblStylePr>
   </w:style>
-  <w:style w:type="table" w:styleId="41">
+  <w:style w:type="table" w:styleId="767">
     <w:name w:val="Grid Table 4 - Accent 2"/>
-    <w:basedOn w:val="713"/>
+    <w:basedOn w:val="933"/>
     <w:uiPriority w:val="59"/>
     <w:pPr>
       <w:pBdr/>
@@ -8492,9 +8558,9 @@
       </w:tcPr>
     </w:tblStylePr>
   </w:style>
-  <w:style w:type="table" w:styleId="42">
+  <w:style w:type="table" w:styleId="768">
     <w:name w:val="Grid Table 4 - Accent 3"/>
-    <w:basedOn w:val="713"/>
+    <w:basedOn w:val="933"/>
     <w:uiPriority w:val="59"/>
     <w:pPr>
       <w:pBdr/>
@@ -8725,9 +8791,9 @@
       </w:tcPr>
     </w:tblStylePr>
   </w:style>
-  <w:style w:type="table" w:styleId="43">
+  <w:style w:type="table" w:styleId="769">
     <w:name w:val="Grid Table 4 - Accent 4"/>
-    <w:basedOn w:val="713"/>
+    <w:basedOn w:val="933"/>
     <w:uiPriority w:val="59"/>
     <w:pPr>
       <w:pBdr/>
@@ -8958,9 +9024,9 @@
       </w:tcPr>
     </w:tblStylePr>
   </w:style>
-  <w:style w:type="table" w:styleId="44">
+  <w:style w:type="table" w:styleId="770">
     <w:name w:val="Grid Table 4 - Accent 5"/>
-    <w:basedOn w:val="713"/>
+    <w:basedOn w:val="933"/>
     <w:uiPriority w:val="59"/>
     <w:pPr>
       <w:pBdr/>
@@ -9191,9 +9257,9 @@
       </w:tcPr>
     </w:tblStylePr>
   </w:style>
-  <w:style w:type="table" w:styleId="45">
+  <w:style w:type="table" w:styleId="771">
     <w:name w:val="Grid Table 4 - Accent 6"/>
-    <w:basedOn w:val="713"/>
+    <w:basedOn w:val="933"/>
     <w:uiPriority w:val="59"/>
     <w:pPr>
       <w:pBdr/>
@@ -9424,9 +9490,9 @@
       </w:tcPr>
     </w:tblStylePr>
   </w:style>
-  <w:style w:type="table" w:styleId="46">
+  <w:style w:type="table" w:styleId="772">
     <w:name w:val="Grid Table 5 Dark"/>
-    <w:basedOn w:val="713"/>
+    <w:basedOn w:val="933"/>
     <w:uiPriority w:val="99"/>
     <w:pPr>
       <w:pBdr/>
@@ -9652,9 +9718,9 @@
       </w:tcPr>
     </w:tblStylePr>
   </w:style>
-  <w:style w:type="table" w:styleId="47">
+  <w:style w:type="table" w:styleId="773">
     <w:name w:val="Grid Table 5 Dark- Accent 1"/>
-    <w:basedOn w:val="713"/>
+    <w:basedOn w:val="933"/>
     <w:uiPriority w:val="99"/>
     <w:pPr>
       <w:pBdr/>
@@ -9880,9 +9946,9 @@
       </w:tcPr>
     </w:tblStylePr>
   </w:style>
-  <w:style w:type="table" w:styleId="48">
+  <w:style w:type="table" w:styleId="774">
     <w:name w:val="Grid Table 5 Dark - Accent 2"/>
-    <w:basedOn w:val="713"/>
+    <w:basedOn w:val="933"/>
     <w:uiPriority w:val="99"/>
     <w:pPr>
       <w:pBdr/>
@@ -10108,9 +10174,9 @@
       </w:tcPr>
     </w:tblStylePr>
   </w:style>
-  <w:style w:type="table" w:styleId="49">
+  <w:style w:type="table" w:styleId="775">
     <w:name w:val="Grid Table 5 Dark - Accent 3"/>
-    <w:basedOn w:val="713"/>
+    <w:basedOn w:val="933"/>
     <w:uiPriority w:val="99"/>
     <w:pPr>
       <w:pBdr/>
@@ -10336,9 +10402,9 @@
       </w:tcPr>
     </w:tblStylePr>
   </w:style>
-  <w:style w:type="table" w:styleId="50">
+  <w:style w:type="table" w:styleId="776">
     <w:name w:val="Grid Table 5 Dark- Accent 4"/>
-    <w:basedOn w:val="713"/>
+    <w:basedOn w:val="933"/>
     <w:uiPriority w:val="99"/>
     <w:pPr>
       <w:pBdr/>
@@ -10564,9 +10630,9 @@
       </w:tcPr>
     </w:tblStylePr>
   </w:style>
-  <w:style w:type="table" w:styleId="51">
+  <w:style w:type="table" w:styleId="777">
     <w:name w:val="Grid Table 5 Dark - Accent 5"/>
-    <w:basedOn w:val="713"/>
+    <w:basedOn w:val="933"/>
     <w:uiPriority w:val="99"/>
     <w:pPr>
       <w:pBdr/>
@@ -10792,9 +10858,9 @@
       </w:tcPr>
     </w:tblStylePr>
   </w:style>
-  <w:style w:type="table" w:styleId="52">
+  <w:style w:type="table" w:styleId="778">
     <w:name w:val="Grid Table 5 Dark - Accent 6"/>
-    <w:basedOn w:val="713"/>
+    <w:basedOn w:val="933"/>
     <w:uiPriority w:val="99"/>
     <w:pPr>
       <w:pBdr/>
@@ -11020,9 +11086,9 @@
       </w:tcPr>
     </w:tblStylePr>
   </w:style>
-  <w:style w:type="table" w:styleId="53">
+  <w:style w:type="table" w:styleId="779">
     <w:name w:val="Grid Table 6 Colorful"/>
-    <w:basedOn w:val="713"/>
+    <w:basedOn w:val="933"/>
     <w:uiPriority w:val="99"/>
     <w:pPr>
       <w:pBdr/>
@@ -11250,9 +11316,9 @@
       </w:tcPr>
     </w:tblStylePr>
   </w:style>
-  <w:style w:type="table" w:styleId="54">
+  <w:style w:type="table" w:styleId="780">
     <w:name w:val="Grid Table 6 Colorful - Accent 1"/>
-    <w:basedOn w:val="713"/>
+    <w:basedOn w:val="933"/>
     <w:uiPriority w:val="99"/>
     <w:pPr>
       <w:pBdr/>
@@ -11480,9 +11546,9 @@
       </w:tcPr>
     </w:tblStylePr>
   </w:style>
-  <w:style w:type="table" w:styleId="55">
+  <w:style w:type="table" w:styleId="781">
     <w:name w:val="Grid Table 6 Colorful - Accent 2"/>
-    <w:basedOn w:val="713"/>
+    <w:basedOn w:val="933"/>
     <w:uiPriority w:val="99"/>
     <w:pPr>
       <w:pBdr/>
@@ -11710,9 +11776,9 @@
       </w:tcPr>
     </w:tblStylePr>
   </w:style>
-  <w:style w:type="table" w:styleId="56">
+  <w:style w:type="table" w:styleId="782">
     <w:name w:val="Grid Table 6 Colorful - Accent 3"/>
-    <w:basedOn w:val="713"/>
+    <w:basedOn w:val="933"/>
     <w:uiPriority w:val="99"/>
     <w:pPr>
       <w:pBdr/>
@@ -11940,9 +12006,9 @@
       </w:tcPr>
     </w:tblStylePr>
   </w:style>
-  <w:style w:type="table" w:styleId="57">
+  <w:style w:type="table" w:styleId="783">
     <w:name w:val="Grid Table 6 Colorful - Accent 4"/>
-    <w:basedOn w:val="713"/>
+    <w:basedOn w:val="933"/>
     <w:uiPriority w:val="99"/>
     <w:pPr>
       <w:pBdr/>
@@ -12170,9 +12236,9 @@
       </w:tcPr>
     </w:tblStylePr>
   </w:style>
-  <w:style w:type="table" w:styleId="58">
+  <w:style w:type="table" w:styleId="784">
     <w:name w:val="Grid Table 6 Colorful - Accent 5"/>
-    <w:basedOn w:val="713"/>
+    <w:basedOn w:val="933"/>
     <w:uiPriority w:val="99"/>
     <w:pPr>
       <w:pBdr/>
@@ -12400,9 +12466,9 @@
       </w:tcPr>
     </w:tblStylePr>
   </w:style>
-  <w:style w:type="table" w:styleId="59">
+  <w:style w:type="table" w:styleId="785">
     <w:name w:val="Grid Table 6 Colorful - Accent 6"/>
-    <w:basedOn w:val="713"/>
+    <w:basedOn w:val="933"/>
     <w:uiPriority w:val="99"/>
     <w:pPr>
       <w:pBdr/>
@@ -12630,9 +12696,9 @@
       </w:tcPr>
     </w:tblStylePr>
   </w:style>
-  <w:style w:type="table" w:styleId="60">
+  <w:style w:type="table" w:styleId="786">
     <w:name w:val="Grid Table 7 Colorful"/>
-    <w:basedOn w:val="713"/>
+    <w:basedOn w:val="933"/>
     <w:uiPriority w:val="99"/>
     <w:pPr>
       <w:pBdr/>
@@ -12734,11 +12800,11 @@
         <w:tblBorders/>
       </w:tblPr>
       <w:tcPr>
-        <w:shd w:color="ffffff"/>
+        <w:shd w:val="clear" w:color="ffffff"/>
         <w:tcBorders>
-          <w:top w:val="none"/>
-          <w:left w:val="none"/>
-          <w:bottom w:val="none"/>
+          <w:top w:val="none" w:color="000000" w:sz="4" w:space="0"/>
+          <w:left w:val="none" w:color="000000" w:sz="4" w:space="0"/>
+          <w:bottom w:val="none" w:color="000000" w:sz="4" w:space="0"/>
           <w:right w:val="single" w:color="000000" w:themeColor="text1" w:themeTint="80" w:sz="4" w:space="0"/>
         </w:tcBorders>
       </w:tcPr>
@@ -12761,10 +12827,10 @@
       <w:tcPr>
         <w:shd w:val="clear" w:color="ffffff" w:themeColor="light1" w:fill="ffffff" w:themeFill="light1"/>
         <w:tcBorders>
-          <w:top w:val="none"/>
-          <w:left w:val="none"/>
+          <w:top w:val="none" w:color="000000" w:sz="4" w:space="0"/>
+          <w:left w:val="none" w:color="000000" w:sz="4" w:space="0"/>
           <w:bottom w:val="single" w:color="000000" w:themeColor="text1" w:themeTint="80" w:sz="4" w:space="0"/>
-          <w:right w:val="none"/>
+          <w:right w:val="none" w:color="000000" w:sz="4" w:space="0"/>
         </w:tcBorders>
       </w:tcPr>
     </w:tblStylePr>
@@ -12784,12 +12850,12 @@
         <w:tblBorders/>
       </w:tblPr>
       <w:tcPr>
-        <w:shd w:color="ffffff"/>
+        <w:shd w:val="clear" w:color="ffffff"/>
         <w:tcBorders>
-          <w:top w:val="none"/>
+          <w:top w:val="none" w:color="000000" w:sz="4" w:space="0"/>
           <w:left w:val="single" w:color="000000" w:themeColor="text1" w:themeTint="80" w:sz="4" w:space="0"/>
-          <w:bottom w:val="none"/>
-          <w:right w:val="none"/>
+          <w:bottom w:val="none" w:color="000000" w:sz="4" w:space="0"/>
+          <w:right w:val="none" w:color="000000" w:sz="4" w:space="0"/>
         </w:tcBorders>
       </w:tcPr>
     </w:tblStylePr>
@@ -12812,9 +12878,9 @@
         <w:shd w:val="clear" w:color="ffffff" w:themeColor="light1" w:fill="ffffff" w:themeFill="light1"/>
         <w:tcBorders>
           <w:top w:val="single" w:color="000000" w:themeColor="text1" w:themeTint="80" w:sz="4" w:space="0"/>
-          <w:left w:val="none"/>
-          <w:bottom w:val="none"/>
-          <w:right w:val="none"/>
+          <w:left w:val="none" w:color="000000" w:sz="4" w:space="0"/>
+          <w:bottom w:val="none" w:color="000000" w:sz="4" w:space="0"/>
+          <w:right w:val="none" w:color="000000" w:sz="4" w:space="0"/>
         </w:tcBorders>
       </w:tcPr>
     </w:tblStylePr>
@@ -12884,9 +12950,9 @@
       </w:tcPr>
     </w:tblStylePr>
   </w:style>
-  <w:style w:type="table" w:styleId="61">
+  <w:style w:type="table" w:styleId="787">
     <w:name w:val="Grid Table 7 Colorful - Accent 1"/>
-    <w:basedOn w:val="713"/>
+    <w:basedOn w:val="933"/>
     <w:uiPriority w:val="99"/>
     <w:pPr>
       <w:pBdr/>
@@ -12988,11 +13054,11 @@
         <w:tblBorders/>
       </w:tblPr>
       <w:tcPr>
-        <w:shd w:color="ffffff"/>
+        <w:shd w:val="clear" w:color="ffffff"/>
         <w:tcBorders>
-          <w:top w:val="none"/>
-          <w:left w:val="none"/>
-          <w:bottom w:val="none"/>
+          <w:top w:val="none" w:color="000000" w:sz="4" w:space="0"/>
+          <w:left w:val="none" w:color="000000" w:sz="4" w:space="0"/>
+          <w:bottom w:val="none" w:color="000000" w:sz="4" w:space="0"/>
           <w:right w:val="single" w:color="000000" w:themeColor="accent1" w:themeTint="80" w:sz="4" w:space="0"/>
         </w:tcBorders>
       </w:tcPr>
@@ -13015,10 +13081,10 @@
       <w:tcPr>
         <w:shd w:val="clear" w:color="ffffff" w:themeColor="light1" w:fill="ffffff" w:themeFill="light1"/>
         <w:tcBorders>
-          <w:top w:val="none"/>
-          <w:left w:val="none"/>
+          <w:top w:val="none" w:color="000000" w:sz="4" w:space="0"/>
+          <w:left w:val="none" w:color="000000" w:sz="4" w:space="0"/>
           <w:bottom w:val="single" w:color="000000" w:themeColor="accent1" w:themeTint="80" w:sz="4" w:space="0"/>
-          <w:right w:val="none"/>
+          <w:right w:val="none" w:color="000000" w:sz="4" w:space="0"/>
         </w:tcBorders>
       </w:tcPr>
     </w:tblStylePr>
@@ -13038,12 +13104,12 @@
         <w:tblBorders/>
       </w:tblPr>
       <w:tcPr>
-        <w:shd w:color="ffffff"/>
+        <w:shd w:val="clear" w:color="ffffff"/>
         <w:tcBorders>
-          <w:top w:val="none"/>
+          <w:top w:val="none" w:color="000000" w:sz="4" w:space="0"/>
           <w:left w:val="single" w:color="000000" w:themeColor="accent1" w:themeTint="80" w:sz="4" w:space="0"/>
-          <w:bottom w:val="none"/>
-          <w:right w:val="none"/>
+          <w:bottom w:val="none" w:color="000000" w:sz="4" w:space="0"/>
+          <w:right w:val="none" w:color="000000" w:sz="4" w:space="0"/>
         </w:tcBorders>
       </w:tcPr>
     </w:tblStylePr>
@@ -13066,9 +13132,9 @@
         <w:shd w:val="clear" w:color="ffffff" w:themeColor="light1" w:fill="ffffff" w:themeFill="light1"/>
         <w:tcBorders>
           <w:top w:val="single" w:color="000000" w:themeColor="accent1" w:themeTint="80" w:sz="4" w:space="0"/>
-          <w:left w:val="none"/>
-          <w:bottom w:val="none"/>
-          <w:right w:val="none"/>
+          <w:left w:val="none" w:color="000000" w:sz="4" w:space="0"/>
+          <w:bottom w:val="none" w:color="000000" w:sz="4" w:space="0"/>
+          <w:right w:val="none" w:color="000000" w:sz="4" w:space="0"/>
         </w:tcBorders>
       </w:tcPr>
     </w:tblStylePr>
@@ -13138,9 +13204,9 @@
       </w:tcPr>
     </w:tblStylePr>
   </w:style>
-  <w:style w:type="table" w:styleId="62">
+  <w:style w:type="table" w:styleId="788">
     <w:name w:val="Grid Table 7 Colorful - Accent 2"/>
-    <w:basedOn w:val="713"/>
+    <w:basedOn w:val="933"/>
     <w:uiPriority w:val="99"/>
     <w:pPr>
       <w:pBdr/>
@@ -13242,11 +13308,11 @@
         <w:tblBorders/>
       </w:tblPr>
       <w:tcPr>
-        <w:shd w:color="ffffff"/>
+        <w:shd w:val="clear" w:color="ffffff"/>
         <w:tcBorders>
-          <w:top w:val="none"/>
-          <w:left w:val="none"/>
-          <w:bottom w:val="none"/>
+          <w:top w:val="none" w:color="000000" w:sz="4" w:space="0"/>
+          <w:left w:val="none" w:color="000000" w:sz="4" w:space="0"/>
+          <w:bottom w:val="none" w:color="000000" w:sz="4" w:space="0"/>
           <w:right w:val="single" w:color="000000" w:themeColor="accent2" w:themeTint="97" w:sz="4" w:space="0"/>
         </w:tcBorders>
       </w:tcPr>
@@ -13269,10 +13335,10 @@
       <w:tcPr>
         <w:shd w:val="clear" w:color="ffffff" w:themeColor="light1" w:fill="ffffff" w:themeFill="light1"/>
         <w:tcBorders>
-          <w:top w:val="none"/>
-          <w:left w:val="none"/>
+          <w:top w:val="none" w:color="000000" w:sz="4" w:space="0"/>
+          <w:left w:val="none" w:color="000000" w:sz="4" w:space="0"/>
           <w:bottom w:val="single" w:color="000000" w:themeColor="accent2" w:themeTint="97" w:sz="4" w:space="0"/>
-          <w:right w:val="none"/>
+          <w:right w:val="none" w:color="000000" w:sz="4" w:space="0"/>
         </w:tcBorders>
       </w:tcPr>
     </w:tblStylePr>
@@ -13292,12 +13358,12 @@
         <w:tblBorders/>
       </w:tblPr>
       <w:tcPr>
-        <w:shd w:color="ffffff"/>
+        <w:shd w:val="clear" w:color="ffffff"/>
         <w:tcBorders>
-          <w:top w:val="none"/>
+          <w:top w:val="none" w:color="000000" w:sz="4" w:space="0"/>
           <w:left w:val="single" w:color="000000" w:themeColor="accent2" w:themeTint="97" w:sz="4" w:space="0"/>
-          <w:bottom w:val="none"/>
-          <w:right w:val="none"/>
+          <w:bottom w:val="none" w:color="000000" w:sz="4" w:space="0"/>
+          <w:right w:val="none" w:color="000000" w:sz="4" w:space="0"/>
         </w:tcBorders>
       </w:tcPr>
     </w:tblStylePr>
@@ -13320,9 +13386,9 @@
         <w:shd w:val="clear" w:color="ffffff" w:themeColor="light1" w:fill="ffffff" w:themeFill="light1"/>
         <w:tcBorders>
           <w:top w:val="single" w:color="000000" w:themeColor="accent2" w:themeTint="97" w:sz="4" w:space="0"/>
-          <w:left w:val="none"/>
-          <w:bottom w:val="none"/>
-          <w:right w:val="none"/>
+          <w:left w:val="none" w:color="000000" w:sz="4" w:space="0"/>
+          <w:bottom w:val="none" w:color="000000" w:sz="4" w:space="0"/>
+          <w:right w:val="none" w:color="000000" w:sz="4" w:space="0"/>
         </w:tcBorders>
       </w:tcPr>
     </w:tblStylePr>
@@ -13392,9 +13458,9 @@
       </w:tcPr>
     </w:tblStylePr>
   </w:style>
-  <w:style w:type="table" w:styleId="63">
+  <w:style w:type="table" w:styleId="789">
     <w:name w:val="Grid Table 7 Colorful - Accent 3"/>
-    <w:basedOn w:val="713"/>
+    <w:basedOn w:val="933"/>
     <w:uiPriority w:val="99"/>
     <w:pPr>
       <w:pBdr/>
@@ -13496,11 +13562,11 @@
         <w:tblBorders/>
       </w:tblPr>
       <w:tcPr>
-        <w:shd w:color="ffffff"/>
+        <w:shd w:val="clear" w:color="ffffff"/>
         <w:tcBorders>
-          <w:top w:val="none"/>
-          <w:left w:val="none"/>
-          <w:bottom w:val="none"/>
+          <w:top w:val="none" w:color="000000" w:sz="4" w:space="0"/>
+          <w:left w:val="none" w:color="000000" w:sz="4" w:space="0"/>
+          <w:bottom w:val="none" w:color="000000" w:sz="4" w:space="0"/>
           <w:right w:val="single" w:color="000000" w:themeColor="accent3" w:themeTint="FE" w:sz="4" w:space="0"/>
         </w:tcBorders>
       </w:tcPr>
@@ -13523,10 +13589,10 @@
       <w:tcPr>
         <w:shd w:val="clear" w:color="ffffff" w:themeColor="light1" w:fill="ffffff" w:themeFill="light1"/>
         <w:tcBorders>
-          <w:top w:val="none"/>
-          <w:left w:val="none"/>
+          <w:top w:val="none" w:color="000000" w:sz="4" w:space="0"/>
+          <w:left w:val="none" w:color="000000" w:sz="4" w:space="0"/>
           <w:bottom w:val="single" w:color="000000" w:themeColor="accent3" w:themeTint="FE" w:sz="4" w:space="0"/>
-          <w:right w:val="none"/>
+          <w:right w:val="none" w:color="000000" w:sz="4" w:space="0"/>
         </w:tcBorders>
       </w:tcPr>
     </w:tblStylePr>
@@ -13546,12 +13612,12 @@
         <w:tblBorders/>
       </w:tblPr>
       <w:tcPr>
-        <w:shd w:color="ffffff"/>
+        <w:shd w:val="clear" w:color="ffffff"/>
         <w:tcBorders>
-          <w:top w:val="none"/>
+          <w:top w:val="none" w:color="000000" w:sz="4" w:space="0"/>
           <w:left w:val="single" w:color="000000" w:themeColor="accent3" w:themeTint="FE" w:sz="4" w:space="0"/>
-          <w:bottom w:val="none"/>
-          <w:right w:val="none"/>
+          <w:bottom w:val="none" w:color="000000" w:sz="4" w:space="0"/>
+          <w:right w:val="none" w:color="000000" w:sz="4" w:space="0"/>
         </w:tcBorders>
       </w:tcPr>
     </w:tblStylePr>
@@ -13574,9 +13640,9 @@
         <w:shd w:val="clear" w:color="ffffff" w:themeColor="light1" w:fill="ffffff" w:themeFill="light1"/>
         <w:tcBorders>
           <w:top w:val="single" w:color="000000" w:themeColor="accent3" w:themeTint="FE" w:sz="4" w:space="0"/>
-          <w:left w:val="none"/>
-          <w:bottom w:val="none"/>
-          <w:right w:val="none"/>
+          <w:left w:val="none" w:color="000000" w:sz="4" w:space="0"/>
+          <w:bottom w:val="none" w:color="000000" w:sz="4" w:space="0"/>
+          <w:right w:val="none" w:color="000000" w:sz="4" w:space="0"/>
         </w:tcBorders>
       </w:tcPr>
     </w:tblStylePr>
@@ -13646,9 +13712,9 @@
       </w:tcPr>
     </w:tblStylePr>
   </w:style>
-  <w:style w:type="table" w:styleId="64">
+  <w:style w:type="table" w:styleId="790">
     <w:name w:val="Grid Table 7 Colorful - Accent 4"/>
-    <w:basedOn w:val="713"/>
+    <w:basedOn w:val="933"/>
     <w:uiPriority w:val="99"/>
     <w:pPr>
       <w:pBdr/>
@@ -13750,11 +13816,11 @@
         <w:tblBorders/>
       </w:tblPr>
       <w:tcPr>
-        <w:shd w:color="ffffff"/>
+        <w:shd w:val="clear" w:color="ffffff"/>
         <w:tcBorders>
-          <w:top w:val="none"/>
-          <w:left w:val="none"/>
-          <w:bottom w:val="none"/>
+          <w:top w:val="none" w:color="000000" w:sz="4" w:space="0"/>
+          <w:left w:val="none" w:color="000000" w:sz="4" w:space="0"/>
+          <w:bottom w:val="none" w:color="000000" w:sz="4" w:space="0"/>
           <w:right w:val="single" w:color="000000" w:themeColor="accent4" w:themeTint="9A" w:sz="4" w:space="0"/>
         </w:tcBorders>
       </w:tcPr>
@@ -13777,10 +13843,10 @@
       <w:tcPr>
         <w:shd w:val="clear" w:color="ffffff" w:themeColor="light1" w:fill="ffffff" w:themeFill="light1"/>
         <w:tcBorders>
-          <w:top w:val="none"/>
-          <w:left w:val="none"/>
+          <w:top w:val="none" w:color="000000" w:sz="4" w:space="0"/>
+          <w:left w:val="none" w:color="000000" w:sz="4" w:space="0"/>
           <w:bottom w:val="single" w:color="000000" w:themeColor="accent4" w:themeTint="9A" w:sz="4" w:space="0"/>
-          <w:right w:val="none"/>
+          <w:right w:val="none" w:color="000000" w:sz="4" w:space="0"/>
         </w:tcBorders>
       </w:tcPr>
     </w:tblStylePr>
@@ -13800,12 +13866,12 @@
         <w:tblBorders/>
       </w:tblPr>
       <w:tcPr>
-        <w:shd w:color="ffffff"/>
+        <w:shd w:val="clear" w:color="ffffff"/>
         <w:tcBorders>
-          <w:top w:val="none"/>
+          <w:top w:val="none" w:color="000000" w:sz="4" w:space="0"/>
           <w:left w:val="single" w:color="000000" w:themeColor="accent4" w:themeTint="9A" w:sz="4" w:space="0"/>
-          <w:bottom w:val="none"/>
-          <w:right w:val="none"/>
+          <w:bottom w:val="none" w:color="000000" w:sz="4" w:space="0"/>
+          <w:right w:val="none" w:color="000000" w:sz="4" w:space="0"/>
         </w:tcBorders>
       </w:tcPr>
     </w:tblStylePr>
@@ -13828,9 +13894,9 @@
         <w:shd w:val="clear" w:color="ffffff" w:themeColor="light1" w:fill="ffffff" w:themeFill="light1"/>
         <w:tcBorders>
           <w:top w:val="single" w:color="000000" w:themeColor="accent4" w:themeTint="9A" w:sz="4" w:space="0"/>
-          <w:left w:val="none"/>
-          <w:bottom w:val="none"/>
-          <w:right w:val="none"/>
+          <w:left w:val="none" w:color="000000" w:sz="4" w:space="0"/>
+          <w:bottom w:val="none" w:color="000000" w:sz="4" w:space="0"/>
+          <w:right w:val="none" w:color="000000" w:sz="4" w:space="0"/>
         </w:tcBorders>
       </w:tcPr>
     </w:tblStylePr>
@@ -13900,9 +13966,9 @@
       </w:tcPr>
     </w:tblStylePr>
   </w:style>
-  <w:style w:type="table" w:styleId="65">
+  <w:style w:type="table" w:styleId="791">
     <w:name w:val="Grid Table 7 Colorful - Accent 5"/>
-    <w:basedOn w:val="713"/>
+    <w:basedOn w:val="933"/>
     <w:uiPriority w:val="99"/>
     <w:pPr>
       <w:pBdr/>
@@ -14004,11 +14070,11 @@
         <w:tblBorders/>
       </w:tblPr>
       <w:tcPr>
-        <w:shd w:color="ffffff"/>
+        <w:shd w:val="clear" w:color="ffffff"/>
         <w:tcBorders>
-          <w:top w:val="none"/>
-          <w:left w:val="none"/>
-          <w:bottom w:val="none"/>
+          <w:top w:val="none" w:color="000000" w:sz="4" w:space="0"/>
+          <w:left w:val="none" w:color="000000" w:sz="4" w:space="0"/>
+          <w:bottom w:val="none" w:color="000000" w:sz="4" w:space="0"/>
           <w:right w:val="single" w:color="000000" w:themeColor="accent5" w:themeTint="90" w:sz="4" w:space="0"/>
         </w:tcBorders>
       </w:tcPr>
@@ -14031,10 +14097,10 @@
       <w:tcPr>
         <w:shd w:val="clear" w:color="ffffff" w:themeColor="light1" w:fill="ffffff" w:themeFill="light1"/>
         <w:tcBorders>
-          <w:top w:val="none"/>
-          <w:left w:val="none"/>
+          <w:top w:val="none" w:color="000000" w:sz="4" w:space="0"/>
+          <w:left w:val="none" w:color="000000" w:sz="4" w:space="0"/>
           <w:bottom w:val="single" w:color="000000" w:themeColor="accent5" w:themeTint="90" w:sz="4" w:space="0"/>
-          <w:right w:val="none"/>
+          <w:right w:val="none" w:color="000000" w:sz="4" w:space="0"/>
         </w:tcBorders>
       </w:tcPr>
     </w:tblStylePr>
@@ -14054,12 +14120,12 @@
         <w:tblBorders/>
       </w:tblPr>
       <w:tcPr>
-        <w:shd w:color="ffffff"/>
+        <w:shd w:val="clear" w:color="ffffff"/>
         <w:tcBorders>
-          <w:top w:val="none"/>
+          <w:top w:val="none" w:color="000000" w:sz="4" w:space="0"/>
           <w:left w:val="single" w:color="000000" w:themeColor="accent5" w:themeTint="90" w:sz="4" w:space="0"/>
-          <w:bottom w:val="none"/>
-          <w:right w:val="none"/>
+          <w:bottom w:val="none" w:color="000000" w:sz="4" w:space="0"/>
+          <w:right w:val="none" w:color="000000" w:sz="4" w:space="0"/>
         </w:tcBorders>
       </w:tcPr>
     </w:tblStylePr>
@@ -14082,9 +14148,9 @@
         <w:shd w:val="clear" w:color="ffffff" w:themeColor="light1" w:fill="ffffff" w:themeFill="light1"/>
         <w:tcBorders>
           <w:top w:val="single" w:color="000000" w:themeColor="accent5" w:themeTint="90" w:sz="4" w:space="0"/>
-          <w:left w:val="none"/>
-          <w:bottom w:val="none"/>
-          <w:right w:val="none"/>
+          <w:left w:val="none" w:color="000000" w:sz="4" w:space="0"/>
+          <w:bottom w:val="none" w:color="000000" w:sz="4" w:space="0"/>
+          <w:right w:val="none" w:color="000000" w:sz="4" w:space="0"/>
         </w:tcBorders>
       </w:tcPr>
     </w:tblStylePr>
@@ -14154,9 +14220,9 @@
       </w:tcPr>
     </w:tblStylePr>
   </w:style>
-  <w:style w:type="table" w:styleId="66">
+  <w:style w:type="table" w:styleId="792">
     <w:name w:val="Grid Table 7 Colorful - Accent 6"/>
-    <w:basedOn w:val="713"/>
+    <w:basedOn w:val="933"/>
     <w:uiPriority w:val="99"/>
     <w:pPr>
       <w:pBdr/>
@@ -14258,11 +14324,11 @@
         <w:tblBorders/>
       </w:tblPr>
       <w:tcPr>
-        <w:shd w:color="ffffff"/>
+        <w:shd w:val="clear" w:color="ffffff"/>
         <w:tcBorders>
-          <w:top w:val="none"/>
-          <w:left w:val="none"/>
-          <w:bottom w:val="none"/>
+          <w:top w:val="none" w:color="000000" w:sz="4" w:space="0"/>
+          <w:left w:val="none" w:color="000000" w:sz="4" w:space="0"/>
+          <w:bottom w:val="none" w:color="000000" w:sz="4" w:space="0"/>
           <w:right w:val="single" w:color="000000" w:themeColor="accent6" w:themeTint="90" w:sz="4" w:space="0"/>
         </w:tcBorders>
       </w:tcPr>
@@ -14285,10 +14351,10 @@
       <w:tcPr>
         <w:shd w:val="clear" w:color="ffffff" w:themeColor="light1" w:fill="ffffff" w:themeFill="light1"/>
         <w:tcBorders>
-          <w:top w:val="none"/>
-          <w:left w:val="none"/>
+          <w:top w:val="none" w:color="000000" w:sz="4" w:space="0"/>
+          <w:left w:val="none" w:color="000000" w:sz="4" w:space="0"/>
           <w:bottom w:val="single" w:color="000000" w:themeColor="accent6" w:themeTint="90" w:sz="4" w:space="0"/>
-          <w:right w:val="none"/>
+          <w:right w:val="none" w:color="000000" w:sz="4" w:space="0"/>
         </w:tcBorders>
       </w:tcPr>
     </w:tblStylePr>
@@ -14308,12 +14374,12 @@
         <w:tblBorders/>
       </w:tblPr>
       <w:tcPr>
-        <w:shd w:color="ffffff"/>
+        <w:shd w:val="clear" w:color="ffffff"/>
         <w:tcBorders>
-          <w:top w:val="none"/>
+          <w:top w:val="none" w:color="000000" w:sz="4" w:space="0"/>
           <w:left w:val="single" w:color="000000" w:themeColor="accent6" w:themeTint="90" w:sz="4" w:space="0"/>
-          <w:bottom w:val="none"/>
-          <w:right w:val="none"/>
+          <w:bottom w:val="none" w:color="000000" w:sz="4" w:space="0"/>
+          <w:right w:val="none" w:color="000000" w:sz="4" w:space="0"/>
         </w:tcBorders>
       </w:tcPr>
     </w:tblStylePr>
@@ -14336,9 +14402,9 @@
         <w:shd w:val="clear" w:color="ffffff" w:themeColor="light1" w:fill="ffffff" w:themeFill="light1"/>
         <w:tcBorders>
           <w:top w:val="single" w:color="000000" w:themeColor="accent6" w:themeTint="90" w:sz="4" w:space="0"/>
-          <w:left w:val="none"/>
-          <w:bottom w:val="none"/>
-          <w:right w:val="none"/>
+          <w:left w:val="none" w:color="000000" w:sz="4" w:space="0"/>
+          <w:bottom w:val="none" w:color="000000" w:sz="4" w:space="0"/>
+          <w:right w:val="none" w:color="000000" w:sz="4" w:space="0"/>
         </w:tcBorders>
       </w:tcPr>
     </w:tblStylePr>
@@ -14408,9 +14474,9 @@
       </w:tcPr>
     </w:tblStylePr>
   </w:style>
-  <w:style w:type="table" w:styleId="67">
+  <w:style w:type="table" w:styleId="793">
     <w:name w:val="List Table 1 Light"/>
-    <w:basedOn w:val="713"/>
+    <w:basedOn w:val="933"/>
     <w:uiPriority w:val="99"/>
     <w:pPr>
       <w:pBdr/>
@@ -14624,9 +14690,9 @@
       </w:tcPr>
     </w:tblStylePr>
   </w:style>
-  <w:style w:type="table" w:styleId="68">
+  <w:style w:type="table" w:styleId="794">
     <w:name w:val="List Table 1 Light - Accent 1"/>
-    <w:basedOn w:val="713"/>
+    <w:basedOn w:val="933"/>
     <w:uiPriority w:val="99"/>
     <w:pPr>
       <w:pBdr/>
@@ -14840,9 +14906,9 @@
       </w:tcPr>
     </w:tblStylePr>
   </w:style>
-  <w:style w:type="table" w:styleId="69">
+  <w:style w:type="table" w:styleId="795">
     <w:name w:val="List Table 1 Light - Accent 2"/>
-    <w:basedOn w:val="713"/>
+    <w:basedOn w:val="933"/>
     <w:uiPriority w:val="99"/>
     <w:pPr>
       <w:pBdr/>
@@ -15056,9 +15122,9 @@
       </w:tcPr>
     </w:tblStylePr>
   </w:style>
-  <w:style w:type="table" w:styleId="70">
+  <w:style w:type="table" w:styleId="796">
     <w:name w:val="List Table 1 Light - Accent 3"/>
-    <w:basedOn w:val="713"/>
+    <w:basedOn w:val="933"/>
     <w:uiPriority w:val="99"/>
     <w:pPr>
       <w:pBdr/>
@@ -15272,9 +15338,9 @@
       </w:tcPr>
     </w:tblStylePr>
   </w:style>
-  <w:style w:type="table" w:styleId="71">
+  <w:style w:type="table" w:styleId="797">
     <w:name w:val="List Table 1 Light - Accent 4"/>
-    <w:basedOn w:val="713"/>
+    <w:basedOn w:val="933"/>
     <w:uiPriority w:val="99"/>
     <w:pPr>
       <w:pBdr/>
@@ -15488,9 +15554,9 @@
       </w:tcPr>
     </w:tblStylePr>
   </w:style>
-  <w:style w:type="table" w:styleId="72">
+  <w:style w:type="table" w:styleId="798">
     <w:name w:val="List Table 1 Light - Accent 5"/>
-    <w:basedOn w:val="713"/>
+    <w:basedOn w:val="933"/>
     <w:uiPriority w:val="99"/>
     <w:pPr>
       <w:pBdr/>
@@ -15704,9 +15770,9 @@
       </w:tcPr>
     </w:tblStylePr>
   </w:style>
-  <w:style w:type="table" w:styleId="73">
+  <w:style w:type="table" w:styleId="799">
     <w:name w:val="List Table 1 Light - Accent 6"/>
-    <w:basedOn w:val="713"/>
+    <w:basedOn w:val="933"/>
     <w:uiPriority w:val="99"/>
     <w:pPr>
       <w:pBdr/>
@@ -15920,9 +15986,9 @@
       </w:tcPr>
     </w:tblStylePr>
   </w:style>
-  <w:style w:type="table" w:styleId="74">
+  <w:style w:type="table" w:styleId="800">
     <w:name w:val="List Table 2"/>
-    <w:basedOn w:val="713"/>
+    <w:basedOn w:val="933"/>
     <w:uiPriority w:val="99"/>
     <w:pPr>
       <w:pBdr/>
@@ -16158,9 +16224,9 @@
       </w:tcPr>
     </w:tblStylePr>
   </w:style>
-  <w:style w:type="table" w:styleId="75">
+  <w:style w:type="table" w:styleId="801">
     <w:name w:val="List Table 2 - Accent 1"/>
-    <w:basedOn w:val="713"/>
+    <w:basedOn w:val="933"/>
     <w:uiPriority w:val="99"/>
     <w:pPr>
       <w:pBdr/>
@@ -16396,9 +16462,9 @@
       </w:tcPr>
     </w:tblStylePr>
   </w:style>
-  <w:style w:type="table" w:styleId="76">
+  <w:style w:type="table" w:styleId="802">
     <w:name w:val="List Table 2 - Accent 2"/>
-    <w:basedOn w:val="713"/>
+    <w:basedOn w:val="933"/>
     <w:uiPriority w:val="99"/>
     <w:pPr>
       <w:pBdr/>
@@ -16634,9 +16700,9 @@
       </w:tcPr>
     </w:tblStylePr>
   </w:style>
-  <w:style w:type="table" w:styleId="77">
+  <w:style w:type="table" w:styleId="803">
     <w:name w:val="List Table 2 - Accent 3"/>
-    <w:basedOn w:val="713"/>
+    <w:basedOn w:val="933"/>
     <w:uiPriority w:val="99"/>
     <w:pPr>
       <w:pBdr/>
@@ -16872,9 +16938,9 @@
       </w:tcPr>
     </w:tblStylePr>
   </w:style>
-  <w:style w:type="table" w:styleId="78">
+  <w:style w:type="table" w:styleId="804">
     <w:name w:val="List Table 2 - Accent 4"/>
-    <w:basedOn w:val="713"/>
+    <w:basedOn w:val="933"/>
     <w:uiPriority w:val="99"/>
     <w:pPr>
       <w:pBdr/>
@@ -17110,9 +17176,9 @@
       </w:tcPr>
     </w:tblStylePr>
   </w:style>
-  <w:style w:type="table" w:styleId="79">
+  <w:style w:type="table" w:styleId="805">
     <w:name w:val="List Table 2 - Accent 5"/>
-    <w:basedOn w:val="713"/>
+    <w:basedOn w:val="933"/>
     <w:uiPriority w:val="99"/>
     <w:pPr>
       <w:pBdr/>
@@ -17348,9 +17414,9 @@
       </w:tcPr>
     </w:tblStylePr>
   </w:style>
-  <w:style w:type="table" w:styleId="80">
+  <w:style w:type="table" w:styleId="806">
     <w:name w:val="List Table 2 - Accent 6"/>
-    <w:basedOn w:val="713"/>
+    <w:basedOn w:val="933"/>
     <w:uiPriority w:val="99"/>
     <w:pPr>
       <w:pBdr/>
@@ -17586,9 +17652,9 @@
       </w:tcPr>
     </w:tblStylePr>
   </w:style>
-  <w:style w:type="table" w:styleId="81">
+  <w:style w:type="table" w:styleId="807">
     <w:name w:val="List Table 3"/>
-    <w:basedOn w:val="713"/>
+    <w:basedOn w:val="933"/>
     <w:uiPriority w:val="99"/>
     <w:pPr>
       <w:pBdr/>
@@ -17814,9 +17880,9 @@
       </w:tcPr>
     </w:tblStylePr>
   </w:style>
-  <w:style w:type="table" w:styleId="82">
+  <w:style w:type="table" w:styleId="808">
     <w:name w:val="List Table 3 - Accent 1"/>
-    <w:basedOn w:val="713"/>
+    <w:basedOn w:val="933"/>
     <w:uiPriority w:val="99"/>
     <w:pPr>
       <w:pBdr/>
@@ -18042,9 +18108,9 @@
       </w:tcPr>
     </w:tblStylePr>
   </w:style>
-  <w:style w:type="table" w:styleId="83">
+  <w:style w:type="table" w:styleId="809">
     <w:name w:val="List Table 3 - Accent 2"/>
-    <w:basedOn w:val="713"/>
+    <w:basedOn w:val="933"/>
     <w:uiPriority w:val="99"/>
     <w:pPr>
       <w:pBdr/>
@@ -18270,9 +18336,9 @@
       </w:tcPr>
     </w:tblStylePr>
   </w:style>
-  <w:style w:type="table" w:styleId="84">
+  <w:style w:type="table" w:styleId="810">
     <w:name w:val="List Table 3 - Accent 3"/>
-    <w:basedOn w:val="713"/>
+    <w:basedOn w:val="933"/>
     <w:uiPriority w:val="99"/>
     <w:pPr>
       <w:pBdr/>
@@ -18498,9 +18564,9 @@
       </w:tcPr>
     </w:tblStylePr>
   </w:style>
-  <w:style w:type="table" w:styleId="85">
+  <w:style w:type="table" w:styleId="811">
     <w:name w:val="List Table 3 - Accent 4"/>
-    <w:basedOn w:val="713"/>
+    <w:basedOn w:val="933"/>
     <w:uiPriority w:val="99"/>
     <w:pPr>
       <w:pBdr/>
@@ -18726,9 +18792,9 @@
       </w:tcPr>
     </w:tblStylePr>
   </w:style>
-  <w:style w:type="table" w:styleId="86">
+  <w:style w:type="table" w:styleId="812">
     <w:name w:val="List Table 3 - Accent 5"/>
-    <w:basedOn w:val="713"/>
+    <w:basedOn w:val="933"/>
     <w:uiPriority w:val="99"/>
     <w:pPr>
       <w:pBdr/>
@@ -18954,9 +19020,9 @@
       </w:tcPr>
     </w:tblStylePr>
   </w:style>
-  <w:style w:type="table" w:styleId="87">
+  <w:style w:type="table" w:styleId="813">
     <w:name w:val="List Table 3 - Accent 6"/>
-    <w:basedOn w:val="713"/>
+    <w:basedOn w:val="933"/>
     <w:uiPriority w:val="99"/>
     <w:pPr>
       <w:pBdr/>
@@ -19182,9 +19248,9 @@
       </w:tcPr>
     </w:tblStylePr>
   </w:style>
-  <w:style w:type="table" w:styleId="88">
+  <w:style w:type="table" w:styleId="814">
     <w:name w:val="List Table 4"/>
-    <w:basedOn w:val="713"/>
+    <w:basedOn w:val="933"/>
     <w:uiPriority w:val="99"/>
     <w:pPr>
       <w:pBdr/>
@@ -19407,9 +19473,9 @@
       </w:tcPr>
     </w:tblStylePr>
   </w:style>
-  <w:style w:type="table" w:styleId="89">
+  <w:style w:type="table" w:styleId="815">
     <w:name w:val="List Table 4 - Accent 1"/>
-    <w:basedOn w:val="713"/>
+    <w:basedOn w:val="933"/>
     <w:uiPriority w:val="99"/>
     <w:pPr>
       <w:pBdr/>
@@ -19632,9 +19698,9 @@
       </w:tcPr>
     </w:tblStylePr>
   </w:style>
-  <w:style w:type="table" w:styleId="90">
+  <w:style w:type="table" w:styleId="816">
     <w:name w:val="List Table 4 - Accent 2"/>
-    <w:basedOn w:val="713"/>
+    <w:basedOn w:val="933"/>
     <w:uiPriority w:val="99"/>
     <w:pPr>
       <w:pBdr/>
@@ -19857,9 +19923,9 @@
       </w:tcPr>
     </w:tblStylePr>
   </w:style>
-  <w:style w:type="table" w:styleId="91">
+  <w:style w:type="table" w:styleId="817">
     <w:name w:val="List Table 4 - Accent 3"/>
-    <w:basedOn w:val="713"/>
+    <w:basedOn w:val="933"/>
     <w:uiPriority w:val="99"/>
     <w:pPr>
       <w:pBdr/>
@@ -20082,9 +20148,9 @@
       </w:tcPr>
     </w:tblStylePr>
   </w:style>
-  <w:style w:type="table" w:styleId="92">
+  <w:style w:type="table" w:styleId="818">
     <w:name w:val="List Table 4 - Accent 4"/>
-    <w:basedOn w:val="713"/>
+    <w:basedOn w:val="933"/>
     <w:uiPriority w:val="99"/>
     <w:pPr>
       <w:pBdr/>
@@ -20307,9 +20373,9 @@
       </w:tcPr>
     </w:tblStylePr>
   </w:style>
-  <w:style w:type="table" w:styleId="93">
+  <w:style w:type="table" w:styleId="819">
     <w:name w:val="List Table 4 - Accent 5"/>
-    <w:basedOn w:val="713"/>
+    <w:basedOn w:val="933"/>
     <w:uiPriority w:val="99"/>
     <w:pPr>
       <w:pBdr/>
@@ -20532,9 +20598,9 @@
       </w:tcPr>
     </w:tblStylePr>
   </w:style>
-  <w:style w:type="table" w:styleId="94">
+  <w:style w:type="table" w:styleId="820">
     <w:name w:val="List Table 4 - Accent 6"/>
-    <w:basedOn w:val="713"/>
+    <w:basedOn w:val="933"/>
     <w:uiPriority w:val="99"/>
     <w:pPr>
       <w:pBdr/>
@@ -20757,9 +20823,9 @@
       </w:tcPr>
     </w:tblStylePr>
   </w:style>
-  <w:style w:type="table" w:styleId="95">
+  <w:style w:type="table" w:styleId="821">
     <w:name w:val="List Table 5 Dark"/>
-    <w:basedOn w:val="713"/>
+    <w:basedOn w:val="933"/>
     <w:uiPriority w:val="99"/>
     <w:pPr>
       <w:pBdr/>
@@ -20999,9 +21065,9 @@
       </w:tcPr>
     </w:tblStylePr>
   </w:style>
-  <w:style w:type="table" w:styleId="96">
+  <w:style w:type="table" w:styleId="822">
     <w:name w:val="List Table 5 Dark - Accent 1"/>
-    <w:basedOn w:val="713"/>
+    <w:basedOn w:val="933"/>
     <w:uiPriority w:val="99"/>
     <w:pPr>
       <w:pBdr/>
@@ -21241,9 +21307,9 @@
       </w:tcPr>
     </w:tblStylePr>
   </w:style>
-  <w:style w:type="table" w:styleId="97">
+  <w:style w:type="table" w:styleId="823">
     <w:name w:val="List Table 5 Dark - Accent 2"/>
-    <w:basedOn w:val="713"/>
+    <w:basedOn w:val="933"/>
     <w:uiPriority w:val="99"/>
     <w:pPr>
       <w:pBdr/>
@@ -21483,9 +21549,9 @@
       </w:tcPr>
     </w:tblStylePr>
   </w:style>
-  <w:style w:type="table" w:styleId="98">
+  <w:style w:type="table" w:styleId="824">
     <w:name w:val="List Table 5 Dark - Accent 3"/>
-    <w:basedOn w:val="713"/>
+    <w:basedOn w:val="933"/>
     <w:uiPriority w:val="99"/>
     <w:pPr>
       <w:pBdr/>
@@ -21725,9 +21791,9 @@
       </w:tcPr>
     </w:tblStylePr>
   </w:style>
-  <w:style w:type="table" w:styleId="99">
+  <w:style w:type="table" w:styleId="825">
     <w:name w:val="List Table 5 Dark - Accent 4"/>
-    <w:basedOn w:val="713"/>
+    <w:basedOn w:val="933"/>
     <w:uiPriority w:val="99"/>
     <w:pPr>
       <w:pBdr/>
@@ -21967,9 +22033,9 @@
       </w:tcPr>
     </w:tblStylePr>
   </w:style>
-  <w:style w:type="table" w:styleId="100">
+  <w:style w:type="table" w:styleId="826">
     <w:name w:val="List Table 5 Dark - Accent 5"/>
-    <w:basedOn w:val="713"/>
+    <w:basedOn w:val="933"/>
     <w:uiPriority w:val="99"/>
     <w:pPr>
       <w:pBdr/>
@@ -22209,9 +22275,9 @@
       </w:tcPr>
     </w:tblStylePr>
   </w:style>
-  <w:style w:type="table" w:styleId="101">
+  <w:style w:type="table" w:styleId="827">
     <w:name w:val="List Table 5 Dark - Accent 6"/>
-    <w:basedOn w:val="713"/>
+    <w:basedOn w:val="933"/>
     <w:uiPriority w:val="99"/>
     <w:pPr>
       <w:pBdr/>
@@ -22451,9 +22517,9 @@
       </w:tcPr>
     </w:tblStylePr>
   </w:style>
-  <w:style w:type="table" w:styleId="102">
+  <w:style w:type="table" w:styleId="828">
     <w:name w:val="List Table 6 Colorful"/>
-    <w:basedOn w:val="713"/>
+    <w:basedOn w:val="933"/>
     <w:uiPriority w:val="99"/>
     <w:pPr>
       <w:pBdr/>
@@ -22674,9 +22740,9 @@
       </w:tcPr>
     </w:tblStylePr>
   </w:style>
-  <w:style w:type="table" w:styleId="103">
+  <w:style w:type="table" w:styleId="829">
     <w:name w:val="List Table 6 Colorful - Accent 1"/>
-    <w:basedOn w:val="713"/>
+    <w:basedOn w:val="933"/>
     <w:uiPriority w:val="99"/>
     <w:pPr>
       <w:pBdr/>
@@ -22897,9 +22963,9 @@
       </w:tcPr>
     </w:tblStylePr>
   </w:style>
-  <w:style w:type="table" w:styleId="104">
+  <w:style w:type="table" w:styleId="830">
     <w:name w:val="List Table 6 Colorful - Accent 2"/>
-    <w:basedOn w:val="713"/>
+    <w:basedOn w:val="933"/>
     <w:uiPriority w:val="99"/>
     <w:pPr>
       <w:pBdr/>
@@ -23120,9 +23186,9 @@
       </w:tcPr>
     </w:tblStylePr>
   </w:style>
-  <w:style w:type="table" w:styleId="105">
+  <w:style w:type="table" w:styleId="831">
     <w:name w:val="List Table 6 Colorful - Accent 3"/>
-    <w:basedOn w:val="713"/>
+    <w:basedOn w:val="933"/>
     <w:uiPriority w:val="99"/>
     <w:pPr>
       <w:pBdr/>
@@ -23343,9 +23409,9 @@
       </w:tcPr>
     </w:tblStylePr>
   </w:style>
-  <w:style w:type="table" w:styleId="106">
+  <w:style w:type="table" w:styleId="832">
     <w:name w:val="List Table 6 Colorful - Accent 4"/>
-    <w:basedOn w:val="713"/>
+    <w:basedOn w:val="933"/>
     <w:uiPriority w:val="99"/>
     <w:pPr>
       <w:pBdr/>
@@ -23566,9 +23632,9 @@
       </w:tcPr>
     </w:tblStylePr>
   </w:style>
-  <w:style w:type="table" w:styleId="107">
+  <w:style w:type="table" w:styleId="833">
     <w:name w:val="List Table 6 Colorful - Accent 5"/>
-    <w:basedOn w:val="713"/>
+    <w:basedOn w:val="933"/>
     <w:uiPriority w:val="99"/>
     <w:pPr>
       <w:pBdr/>
@@ -23789,9 +23855,9 @@
       </w:tcPr>
     </w:tblStylePr>
   </w:style>
-  <w:style w:type="table" w:styleId="108">
+  <w:style w:type="table" w:styleId="834">
     <w:name w:val="List Table 6 Colorful - Accent 6"/>
-    <w:basedOn w:val="713"/>
+    <w:basedOn w:val="933"/>
     <w:uiPriority w:val="99"/>
     <w:pPr>
       <w:pBdr/>
@@ -24012,9 +24078,9 @@
       </w:tcPr>
     </w:tblStylePr>
   </w:style>
-  <w:style w:type="table" w:styleId="109">
+  <w:style w:type="table" w:styleId="835">
     <w:name w:val="List Table 7 Colorful"/>
-    <w:basedOn w:val="713"/>
+    <w:basedOn w:val="933"/>
     <w:uiPriority w:val="99"/>
     <w:pPr>
       <w:pBdr/>
@@ -24113,11 +24179,11 @@
         <w:tblBorders/>
       </w:tblPr>
       <w:tcPr>
-        <w:shd w:color="ffffff"/>
+        <w:shd w:val="clear" w:color="ffffff"/>
         <w:tcBorders>
-          <w:top w:val="none"/>
-          <w:left w:val="none"/>
-          <w:bottom w:val="none"/>
+          <w:top w:val="none" w:color="000000" w:sz="4" w:space="0"/>
+          <w:left w:val="none" w:color="000000" w:sz="4" w:space="0"/>
+          <w:bottom w:val="none" w:color="000000" w:sz="4" w:space="0"/>
           <w:right w:val="single" w:color="000000" w:themeColor="text1" w:themeTint="80" w:sz="4" w:space="0"/>
         </w:tcBorders>
       </w:tcPr>
@@ -24140,10 +24206,10 @@
       <w:tcPr>
         <w:shd w:val="clear" w:color="ffffff" w:themeColor="light1" w:fill="ffffff" w:themeFill="light1"/>
         <w:tcBorders>
-          <w:top w:val="none"/>
-          <w:left w:val="none"/>
+          <w:top w:val="none" w:color="000000" w:sz="4" w:space="0"/>
+          <w:left w:val="none" w:color="000000" w:sz="4" w:space="0"/>
           <w:bottom w:val="single" w:color="000000" w:themeColor="text1" w:themeTint="80" w:sz="4" w:space="0"/>
-          <w:right w:val="none"/>
+          <w:right w:val="none" w:color="000000" w:sz="4" w:space="0"/>
         </w:tcBorders>
       </w:tcPr>
     </w:tblStylePr>
@@ -24163,12 +24229,12 @@
         <w:tblBorders/>
       </w:tblPr>
       <w:tcPr>
-        <w:shd w:color="ffffff"/>
+        <w:shd w:val="clear" w:color="ffffff"/>
         <w:tcBorders>
-          <w:top w:val="none"/>
+          <w:top w:val="none" w:color="000000" w:sz="4" w:space="0"/>
           <w:left w:val="single" w:color="000000" w:themeColor="text1" w:themeTint="80" w:sz="4" w:space="0"/>
-          <w:bottom w:val="none"/>
-          <w:right w:val="none"/>
+          <w:bottom w:val="none" w:color="000000" w:sz="4" w:space="0"/>
+          <w:right w:val="none" w:color="000000" w:sz="4" w:space="0"/>
         </w:tcBorders>
       </w:tcPr>
     </w:tblStylePr>
@@ -24191,9 +24257,9 @@
         <w:shd w:val="clear" w:color="ffffff" w:themeColor="light1" w:fill="ffffff" w:themeFill="light1"/>
         <w:tcBorders>
           <w:top w:val="single" w:color="000000" w:themeColor="text1" w:themeTint="80" w:sz="4" w:space="0"/>
-          <w:left w:val="none"/>
-          <w:bottom w:val="none"/>
-          <w:right w:val="none"/>
+          <w:left w:val="none" w:color="000000" w:sz="4" w:space="0"/>
+          <w:bottom w:val="none" w:color="000000" w:sz="4" w:space="0"/>
+          <w:right w:val="none" w:color="000000" w:sz="4" w:space="0"/>
         </w:tcBorders>
       </w:tcPr>
     </w:tblStylePr>
@@ -24268,9 +24334,9 @@
       </w:tcPr>
     </w:tblStylePr>
   </w:style>
-  <w:style w:type="table" w:styleId="110">
+  <w:style w:type="table" w:styleId="836">
     <w:name w:val="List Table 7 Colorful - Accent 1"/>
-    <w:basedOn w:val="713"/>
+    <w:basedOn w:val="933"/>
     <w:uiPriority w:val="99"/>
     <w:pPr>
       <w:pBdr/>
@@ -24369,11 +24435,11 @@
         <w:tblBorders/>
       </w:tblPr>
       <w:tcPr>
-        <w:shd w:color="ffffff"/>
+        <w:shd w:val="clear" w:color="ffffff"/>
         <w:tcBorders>
-          <w:top w:val="none"/>
-          <w:left w:val="none"/>
-          <w:bottom w:val="none"/>
+          <w:top w:val="none" w:color="000000" w:sz="4" w:space="0"/>
+          <w:left w:val="none" w:color="000000" w:sz="4" w:space="0"/>
+          <w:bottom w:val="none" w:color="000000" w:sz="4" w:space="0"/>
           <w:right w:val="single" w:color="000000" w:themeColor="accent1" w:sz="4" w:space="0"/>
         </w:tcBorders>
       </w:tcPr>
@@ -24396,10 +24462,10 @@
       <w:tcPr>
         <w:shd w:val="clear" w:color="ffffff" w:themeColor="light1" w:fill="ffffff" w:themeFill="light1"/>
         <w:tcBorders>
-          <w:top w:val="none"/>
-          <w:left w:val="none"/>
+          <w:top w:val="none" w:color="000000" w:sz="4" w:space="0"/>
+          <w:left w:val="none" w:color="000000" w:sz="4" w:space="0"/>
           <w:bottom w:val="single" w:color="000000" w:themeColor="accent1" w:sz="4" w:space="0"/>
-          <w:right w:val="none"/>
+          <w:right w:val="none" w:color="000000" w:sz="4" w:space="0"/>
         </w:tcBorders>
       </w:tcPr>
     </w:tblStylePr>
@@ -24419,12 +24485,12 @@
         <w:tblBorders/>
       </w:tblPr>
       <w:tcPr>
-        <w:shd w:color="ffffff"/>
+        <w:shd w:val="clear" w:color="ffffff"/>
         <w:tcBorders>
-          <w:top w:val="none"/>
+          <w:top w:val="none" w:color="000000" w:sz="4" w:space="0"/>
           <w:left w:val="single" w:color="000000" w:themeColor="accent1" w:sz="4" w:space="0"/>
-          <w:bottom w:val="none"/>
-          <w:right w:val="none"/>
+          <w:bottom w:val="none" w:color="000000" w:sz="4" w:space="0"/>
+          <w:right w:val="none" w:color="000000" w:sz="4" w:space="0"/>
         </w:tcBorders>
       </w:tcPr>
     </w:tblStylePr>
@@ -24447,9 +24513,9 @@
         <w:shd w:val="clear" w:color="ffffff" w:themeColor="light1" w:fill="ffffff" w:themeFill="light1"/>
         <w:tcBorders>
           <w:top w:val="single" w:color="000000" w:themeColor="accent1" w:sz="4" w:space="0"/>
-          <w:left w:val="none"/>
-          <w:bottom w:val="none"/>
-          <w:right w:val="none"/>
+          <w:left w:val="none" w:color="000000" w:sz="4" w:space="0"/>
+          <w:bottom w:val="none" w:color="000000" w:sz="4" w:space="0"/>
+          <w:right w:val="none" w:color="000000" w:sz="4" w:space="0"/>
         </w:tcBorders>
       </w:tcPr>
     </w:tblStylePr>
@@ -24524,9 +24590,9 @@
       </w:tcPr>
     </w:tblStylePr>
   </w:style>
-  <w:style w:type="table" w:styleId="111">
+  <w:style w:type="table" w:styleId="837">
     <w:name w:val="List Table 7 Colorful - Accent 2"/>
-    <w:basedOn w:val="713"/>
+    <w:basedOn w:val="933"/>
     <w:uiPriority w:val="99"/>
     <w:pPr>
       <w:pBdr/>
@@ -24625,11 +24691,11 @@
         <w:tblBorders/>
       </w:tblPr>
       <w:tcPr>
-        <w:shd w:color="ffffff"/>
+        <w:shd w:val="clear" w:color="ffffff"/>
         <w:tcBorders>
-          <w:top w:val="none"/>
-          <w:left w:val="none"/>
-          <w:bottom w:val="none"/>
+          <w:top w:val="none" w:color="000000" w:sz="4" w:space="0"/>
+          <w:left w:val="none" w:color="000000" w:sz="4" w:space="0"/>
+          <w:bottom w:val="none" w:color="000000" w:sz="4" w:space="0"/>
           <w:right w:val="single" w:color="000000" w:themeColor="accent2" w:themeTint="97" w:sz="4" w:space="0"/>
         </w:tcBorders>
       </w:tcPr>
@@ -24652,10 +24718,10 @@
       <w:tcPr>
         <w:shd w:val="clear" w:color="ffffff" w:themeColor="light1" w:fill="ffffff" w:themeFill="light1"/>
         <w:tcBorders>
-          <w:top w:val="none"/>
-          <w:left w:val="none"/>
+          <w:top w:val="none" w:color="000000" w:sz="4" w:space="0"/>
+          <w:left w:val="none" w:color="000000" w:sz="4" w:space="0"/>
           <w:bottom w:val="single" w:color="000000" w:themeColor="accent2" w:themeTint="97" w:sz="4" w:space="0"/>
-          <w:right w:val="none"/>
+          <w:right w:val="none" w:color="000000" w:sz="4" w:space="0"/>
         </w:tcBorders>
       </w:tcPr>
     </w:tblStylePr>
@@ -24675,12 +24741,12 @@
         <w:tblBorders/>
       </w:tblPr>
       <w:tcPr>
-        <w:shd w:color="ffffff"/>
+        <w:shd w:val="clear" w:color="ffffff"/>
         <w:tcBorders>
-          <w:top w:val="none"/>
+          <w:top w:val="none" w:color="000000" w:sz="4" w:space="0"/>
           <w:left w:val="single" w:color="000000" w:themeColor="accent2" w:themeTint="97" w:sz="4" w:space="0"/>
-          <w:bottom w:val="none"/>
-          <w:right w:val="none"/>
+          <w:bottom w:val="none" w:color="000000" w:sz="4" w:space="0"/>
+          <w:right w:val="none" w:color="000000" w:sz="4" w:space="0"/>
         </w:tcBorders>
       </w:tcPr>
     </w:tblStylePr>
@@ -24703,9 +24769,9 @@
         <w:shd w:val="clear" w:color="ffffff" w:themeColor="light1" w:fill="ffffff" w:themeFill="light1"/>
         <w:tcBorders>
           <w:top w:val="single" w:color="000000" w:themeColor="accent2" w:themeTint="97" w:sz="4" w:space="0"/>
-          <w:left w:val="none"/>
-          <w:bottom w:val="none"/>
-          <w:right w:val="none"/>
+          <w:left w:val="none" w:color="000000" w:sz="4" w:space="0"/>
+          <w:bottom w:val="none" w:color="000000" w:sz="4" w:space="0"/>
+          <w:right w:val="none" w:color="000000" w:sz="4" w:space="0"/>
         </w:tcBorders>
       </w:tcPr>
     </w:tblStylePr>
@@ -24780,9 +24846,9 @@
       </w:tcPr>
     </w:tblStylePr>
   </w:style>
-  <w:style w:type="table" w:styleId="112">
+  <w:style w:type="table" w:styleId="838">
     <w:name w:val="List Table 7 Colorful - Accent 3"/>
-    <w:basedOn w:val="713"/>
+    <w:basedOn w:val="933"/>
     <w:uiPriority w:val="99"/>
     <w:pPr>
       <w:pBdr/>
@@ -24881,11 +24947,11 @@
         <w:tblBorders/>
       </w:tblPr>
       <w:tcPr>
-        <w:shd w:color="ffffff"/>
+        <w:shd w:val="clear" w:color="ffffff"/>
         <w:tcBorders>
-          <w:top w:val="none"/>
-          <w:left w:val="none"/>
-          <w:bottom w:val="none"/>
+          <w:top w:val="none" w:color="000000" w:sz="4" w:space="0"/>
+          <w:left w:val="none" w:color="000000" w:sz="4" w:space="0"/>
+          <w:bottom w:val="none" w:color="000000" w:sz="4" w:space="0"/>
           <w:right w:val="single" w:color="000000" w:themeColor="accent3" w:themeTint="98" w:sz="4" w:space="0"/>
         </w:tcBorders>
       </w:tcPr>
@@ -24908,10 +24974,10 @@
       <w:tcPr>
         <w:shd w:val="clear" w:color="ffffff" w:themeColor="light1" w:fill="ffffff" w:themeFill="light1"/>
         <w:tcBorders>
-          <w:top w:val="none"/>
-          <w:left w:val="none"/>
+          <w:top w:val="none" w:color="000000" w:sz="4" w:space="0"/>
+          <w:left w:val="none" w:color="000000" w:sz="4" w:space="0"/>
           <w:bottom w:val="single" w:color="000000" w:themeColor="accent3" w:themeTint="98" w:sz="4" w:space="0"/>
-          <w:right w:val="none"/>
+          <w:right w:val="none" w:color="000000" w:sz="4" w:space="0"/>
         </w:tcBorders>
       </w:tcPr>
     </w:tblStylePr>
@@ -24931,12 +24997,12 @@
         <w:tblBorders/>
       </w:tblPr>
       <w:tcPr>
-        <w:shd w:color="ffffff"/>
+        <w:shd w:val="clear" w:color="ffffff"/>
         <w:tcBorders>
-          <w:top w:val="none"/>
+          <w:top w:val="none" w:color="000000" w:sz="4" w:space="0"/>
           <w:left w:val="single" w:color="000000" w:themeColor="accent3" w:themeTint="98" w:sz="4" w:space="0"/>
-          <w:bottom w:val="none"/>
-          <w:right w:val="none"/>
+          <w:bottom w:val="none" w:color="000000" w:sz="4" w:space="0"/>
+          <w:right w:val="none" w:color="000000" w:sz="4" w:space="0"/>
         </w:tcBorders>
       </w:tcPr>
     </w:tblStylePr>
@@ -24959,9 +25025,9 @@
         <w:shd w:val="clear" w:color="ffffff" w:themeColor="light1" w:fill="ffffff" w:themeFill="light1"/>
         <w:tcBorders>
           <w:top w:val="single" w:color="000000" w:themeColor="accent3" w:themeTint="98" w:sz="4" w:space="0"/>
-          <w:left w:val="none"/>
-          <w:bottom w:val="none"/>
-          <w:right w:val="none"/>
+          <w:left w:val="none" w:color="000000" w:sz="4" w:space="0"/>
+          <w:bottom w:val="none" w:color="000000" w:sz="4" w:space="0"/>
+          <w:right w:val="none" w:color="000000" w:sz="4" w:space="0"/>
         </w:tcBorders>
       </w:tcPr>
     </w:tblStylePr>
@@ -25036,9 +25102,9 @@
       </w:tcPr>
     </w:tblStylePr>
   </w:style>
-  <w:style w:type="table" w:styleId="113">
+  <w:style w:type="table" w:styleId="839">
     <w:name w:val="List Table 7 Colorful - Accent 4"/>
-    <w:basedOn w:val="713"/>
+    <w:basedOn w:val="933"/>
     <w:uiPriority w:val="99"/>
     <w:pPr>
       <w:pBdr/>
@@ -25137,11 +25203,11 @@
         <w:tblBorders/>
       </w:tblPr>
       <w:tcPr>
-        <w:shd w:color="ffffff"/>
+        <w:shd w:val="clear" w:color="ffffff"/>
         <w:tcBorders>
-          <w:top w:val="none"/>
-          <w:left w:val="none"/>
-          <w:bottom w:val="none"/>
+          <w:top w:val="none" w:color="000000" w:sz="4" w:space="0"/>
+          <w:left w:val="none" w:color="000000" w:sz="4" w:space="0"/>
+          <w:bottom w:val="none" w:color="000000" w:sz="4" w:space="0"/>
           <w:right w:val="single" w:color="000000" w:themeColor="accent4" w:themeTint="9A" w:sz="4" w:space="0"/>
         </w:tcBorders>
       </w:tcPr>
@@ -25164,10 +25230,10 @@
       <w:tcPr>
         <w:shd w:val="clear" w:color="ffffff" w:themeColor="light1" w:fill="ffffff" w:themeFill="light1"/>
         <w:tcBorders>
-          <w:top w:val="none"/>
-          <w:left w:val="none"/>
+          <w:top w:val="none" w:color="000000" w:sz="4" w:space="0"/>
+          <w:left w:val="none" w:color="000000" w:sz="4" w:space="0"/>
           <w:bottom w:val="single" w:color="000000" w:themeColor="accent4" w:themeTint="9A" w:sz="4" w:space="0"/>
-          <w:right w:val="none"/>
+          <w:right w:val="none" w:color="000000" w:sz="4" w:space="0"/>
         </w:tcBorders>
       </w:tcPr>
     </w:tblStylePr>
@@ -25187,12 +25253,12 @@
         <w:tblBorders/>
       </w:tblPr>
       <w:tcPr>
-        <w:shd w:color="ffffff"/>
+        <w:shd w:val="clear" w:color="ffffff"/>
         <w:tcBorders>
-          <w:top w:val="none"/>
+          <w:top w:val="none" w:color="000000" w:sz="4" w:space="0"/>
           <w:left w:val="single" w:color="000000" w:themeColor="accent4" w:themeTint="9A" w:sz="4" w:space="0"/>
-          <w:bottom w:val="none"/>
-          <w:right w:val="none"/>
+          <w:bottom w:val="none" w:color="000000" w:sz="4" w:space="0"/>
+          <w:right w:val="none" w:color="000000" w:sz="4" w:space="0"/>
         </w:tcBorders>
       </w:tcPr>
     </w:tblStylePr>
@@ -25215,9 +25281,9 @@
         <w:shd w:val="clear" w:color="ffffff" w:themeColor="light1" w:fill="ffffff" w:themeFill="light1"/>
         <w:tcBorders>
           <w:top w:val="single" w:color="000000" w:themeColor="accent4" w:themeTint="9A" w:sz="4" w:space="0"/>
-          <w:left w:val="none"/>
-          <w:bottom w:val="none"/>
-          <w:right w:val="none"/>
+          <w:left w:val="none" w:color="000000" w:sz="4" w:space="0"/>
+          <w:bottom w:val="none" w:color="000000" w:sz="4" w:space="0"/>
+          <w:right w:val="none" w:color="000000" w:sz="4" w:space="0"/>
         </w:tcBorders>
       </w:tcPr>
     </w:tblStylePr>
@@ -25292,9 +25358,9 @@
       </w:tcPr>
     </w:tblStylePr>
   </w:style>
-  <w:style w:type="table" w:styleId="114">
+  <w:style w:type="table" w:styleId="840">
     <w:name w:val="List Table 7 Colorful - Accent 5"/>
-    <w:basedOn w:val="713"/>
+    <w:basedOn w:val="933"/>
     <w:uiPriority w:val="99"/>
     <w:pPr>
       <w:pBdr/>
@@ -25393,11 +25459,11 @@
         <w:tblBorders/>
       </w:tblPr>
       <w:tcPr>
-        <w:shd w:color="ffffff"/>
+        <w:shd w:val="clear" w:color="ffffff"/>
         <w:tcBorders>
-          <w:top w:val="none"/>
-          <w:left w:val="none"/>
-          <w:bottom w:val="none"/>
+          <w:top w:val="none" w:color="000000" w:sz="4" w:space="0"/>
+          <w:left w:val="none" w:color="000000" w:sz="4" w:space="0"/>
+          <w:bottom w:val="none" w:color="000000" w:sz="4" w:space="0"/>
           <w:right w:val="single" w:color="000000" w:themeColor="accent5" w:themeTint="9A" w:sz="4" w:space="0"/>
         </w:tcBorders>
       </w:tcPr>
@@ -25420,10 +25486,10 @@
       <w:tcPr>
         <w:shd w:val="clear" w:color="ffffff" w:themeColor="light1" w:fill="ffffff" w:themeFill="light1"/>
         <w:tcBorders>
-          <w:top w:val="none"/>
-          <w:left w:val="none"/>
+          <w:top w:val="none" w:color="000000" w:sz="4" w:space="0"/>
+          <w:left w:val="none" w:color="000000" w:sz="4" w:space="0"/>
           <w:bottom w:val="single" w:color="000000" w:themeColor="accent5" w:themeTint="9A" w:sz="4" w:space="0"/>
-          <w:right w:val="none"/>
+          <w:right w:val="none" w:color="000000" w:sz="4" w:space="0"/>
         </w:tcBorders>
       </w:tcPr>
     </w:tblStylePr>
@@ -25443,12 +25509,12 @@
         <w:tblBorders/>
       </w:tblPr>
       <w:tcPr>
-        <w:shd w:color="ffffff"/>
+        <w:shd w:val="clear" w:color="ffffff"/>
         <w:tcBorders>
-          <w:top w:val="none"/>
+          <w:top w:val="none" w:color="000000" w:sz="4" w:space="0"/>
           <w:left w:val="single" w:color="000000" w:themeColor="accent5" w:themeTint="9A" w:sz="4" w:space="0"/>
-          <w:bottom w:val="none"/>
-          <w:right w:val="none"/>
+          <w:bottom w:val="none" w:color="000000" w:sz="4" w:space="0"/>
+          <w:right w:val="none" w:color="000000" w:sz="4" w:space="0"/>
         </w:tcBorders>
       </w:tcPr>
     </w:tblStylePr>
@@ -25471,9 +25537,9 @@
         <w:shd w:val="clear" w:color="ffffff" w:themeColor="light1" w:fill="ffffff" w:themeFill="light1"/>
         <w:tcBorders>
           <w:top w:val="single" w:color="000000" w:themeColor="accent5" w:themeTint="9A" w:sz="4" w:space="0"/>
-          <w:left w:val="none"/>
-          <w:bottom w:val="none"/>
-          <w:right w:val="none"/>
+          <w:left w:val="none" w:color="000000" w:sz="4" w:space="0"/>
+          <w:bottom w:val="none" w:color="000000" w:sz="4" w:space="0"/>
+          <w:right w:val="none" w:color="000000" w:sz="4" w:space="0"/>
         </w:tcBorders>
       </w:tcPr>
     </w:tblStylePr>
@@ -25548,9 +25614,9 @@
       </w:tcPr>
     </w:tblStylePr>
   </w:style>
-  <w:style w:type="table" w:styleId="115">
+  <w:style w:type="table" w:styleId="841">
     <w:name w:val="List Table 7 Colorful - Accent 6"/>
-    <w:basedOn w:val="713"/>
+    <w:basedOn w:val="933"/>
     <w:uiPriority w:val="99"/>
     <w:pPr>
       <w:pBdr/>
@@ -25649,11 +25715,11 @@
         <w:tblBorders/>
       </w:tblPr>
       <w:tcPr>
-        <w:shd w:color="ffffff"/>
+        <w:shd w:val="clear" w:color="ffffff"/>
         <w:tcBorders>
-          <w:top w:val="none"/>
-          <w:left w:val="none"/>
-          <w:bottom w:val="none"/>
+          <w:top w:val="none" w:color="000000" w:sz="4" w:space="0"/>
+          <w:left w:val="none" w:color="000000" w:sz="4" w:space="0"/>
+          <w:bottom w:val="none" w:color="000000" w:sz="4" w:space="0"/>
           <w:right w:val="single" w:color="000000" w:themeColor="accent6" w:themeTint="98" w:sz="4" w:space="0"/>
         </w:tcBorders>
       </w:tcPr>
@@ -25676,10 +25742,10 @@
       <w:tcPr>
         <w:shd w:val="clear" w:color="ffffff" w:themeColor="light1" w:fill="ffffff" w:themeFill="light1"/>
         <w:tcBorders>
-          <w:top w:val="none"/>
-          <w:left w:val="none"/>
+          <w:top w:val="none" w:color="000000" w:sz="4" w:space="0"/>
+          <w:left w:val="none" w:color="000000" w:sz="4" w:space="0"/>
           <w:bottom w:val="single" w:color="000000" w:themeColor="accent6" w:themeTint="98" w:sz="4" w:space="0"/>
-          <w:right w:val="none"/>
+          <w:right w:val="none" w:color="000000" w:sz="4" w:space="0"/>
         </w:tcBorders>
       </w:tcPr>
     </w:tblStylePr>
@@ -25699,12 +25765,12 @@
         <w:tblBorders/>
       </w:tblPr>
       <w:tcPr>
-        <w:shd w:color="ffffff"/>
+        <w:shd w:val="clear" w:color="ffffff"/>
         <w:tcBorders>
-          <w:top w:val="none"/>
+          <w:top w:val="none" w:color="000000" w:sz="4" w:space="0"/>
           <w:left w:val="single" w:color="000000" w:themeColor="accent6" w:themeTint="98" w:sz="4" w:space="0"/>
-          <w:bottom w:val="none"/>
-          <w:right w:val="none"/>
+          <w:bottom w:val="none" w:color="000000" w:sz="4" w:space="0"/>
+          <w:right w:val="none" w:color="000000" w:sz="4" w:space="0"/>
         </w:tcBorders>
       </w:tcPr>
     </w:tblStylePr>
@@ -25727,9 +25793,9 @@
         <w:shd w:val="clear" w:color="ffffff" w:themeColor="light1" w:fill="ffffff" w:themeFill="light1"/>
         <w:tcBorders>
           <w:top w:val="single" w:color="000000" w:themeColor="accent6" w:themeTint="98" w:sz="4" w:space="0"/>
-          <w:left w:val="none"/>
-          <w:bottom w:val="none"/>
-          <w:right w:val="none"/>
+          <w:left w:val="none" w:color="000000" w:sz="4" w:space="0"/>
+          <w:bottom w:val="none" w:color="000000" w:sz="4" w:space="0"/>
+          <w:right w:val="none" w:color="000000" w:sz="4" w:space="0"/>
         </w:tcBorders>
       </w:tcPr>
     </w:tblStylePr>
@@ -25804,9 +25870,9 @@
       </w:tcPr>
     </w:tblStylePr>
   </w:style>
-  <w:style w:type="table" w:styleId="116">
+  <w:style w:type="table" w:styleId="842">
     <w:name w:val="Lined - Accent"/>
-    <w:basedOn w:val="713"/>
+    <w:basedOn w:val="933"/>
     <w:uiPriority w:val="99"/>
     <w:pPr>
       <w:pBdr/>
@@ -26041,9 +26107,9 @@
       </w:tcPr>
     </w:tblStylePr>
   </w:style>
-  <w:style w:type="table" w:styleId="117">
+  <w:style w:type="table" w:styleId="843">
     <w:name w:val="Lined - Accent 1"/>
-    <w:basedOn w:val="713"/>
+    <w:basedOn w:val="933"/>
     <w:uiPriority w:val="99"/>
     <w:pPr>
       <w:pBdr/>
@@ -26278,9 +26344,9 @@
       </w:tcPr>
     </w:tblStylePr>
   </w:style>
-  <w:style w:type="table" w:styleId="118">
+  <w:style w:type="table" w:styleId="844">
     <w:name w:val="Lined - Accent 2"/>
-    <w:basedOn w:val="713"/>
+    <w:basedOn w:val="933"/>
     <w:uiPriority w:val="99"/>
     <w:pPr>
       <w:pBdr/>
@@ -26515,9 +26581,9 @@
       </w:tcPr>
     </w:tblStylePr>
   </w:style>
-  <w:style w:type="table" w:styleId="119">
+  <w:style w:type="table" w:styleId="845">
     <w:name w:val="Lined - Accent 3"/>
-    <w:basedOn w:val="713"/>
+    <w:basedOn w:val="933"/>
     <w:uiPriority w:val="99"/>
     <w:pPr>
       <w:pBdr/>
@@ -26752,9 +26818,9 @@
       </w:tcPr>
     </w:tblStylePr>
   </w:style>
-  <w:style w:type="table" w:styleId="120">
+  <w:style w:type="table" w:styleId="846">
     <w:name w:val="Lined - Accent 4"/>
-    <w:basedOn w:val="713"/>
+    <w:basedOn w:val="933"/>
     <w:uiPriority w:val="99"/>
     <w:pPr>
       <w:pBdr/>
@@ -26989,9 +27055,9 @@
       </w:tcPr>
     </w:tblStylePr>
   </w:style>
-  <w:style w:type="table" w:styleId="121">
+  <w:style w:type="table" w:styleId="847">
     <w:name w:val="Lined - Accent 5"/>
-    <w:basedOn w:val="713"/>
+    <w:basedOn w:val="933"/>
     <w:uiPriority w:val="99"/>
     <w:pPr>
       <w:pBdr/>
@@ -27226,9 +27292,9 @@
       </w:tcPr>
     </w:tblStylePr>
   </w:style>
-  <w:style w:type="table" w:styleId="122">
+  <w:style w:type="table" w:styleId="848">
     <w:name w:val="Lined - Accent 6"/>
-    <w:basedOn w:val="713"/>
+    <w:basedOn w:val="933"/>
     <w:uiPriority w:val="99"/>
     <w:pPr>
       <w:pBdr/>
@@ -27463,9 +27529,9 @@
       </w:tcPr>
     </w:tblStylePr>
   </w:style>
-  <w:style w:type="table" w:styleId="123">
+  <w:style w:type="table" w:styleId="849">
     <w:name w:val="Bordered &amp; Lined - Accent"/>
-    <w:basedOn w:val="713"/>
+    <w:basedOn w:val="933"/>
     <w:uiPriority w:val="99"/>
     <w:pPr>
       <w:pBdr/>
@@ -27707,9 +27773,9 @@
       </w:tcPr>
     </w:tblStylePr>
   </w:style>
-  <w:style w:type="table" w:styleId="124">
+  <w:style w:type="table" w:styleId="850">
     <w:name w:val="Bordered &amp; Lined - Accent 1"/>
-    <w:basedOn w:val="713"/>
+    <w:basedOn w:val="933"/>
     <w:uiPriority w:val="99"/>
     <w:pPr>
       <w:pBdr/>
@@ -27951,9 +28017,9 @@
       </w:tcPr>
     </w:tblStylePr>
   </w:style>
-  <w:style w:type="table" w:styleId="125">
+  <w:style w:type="table" w:styleId="851">
     <w:name w:val="Bordered &amp; Lined - Accent 2"/>
-    <w:basedOn w:val="713"/>
+    <w:basedOn w:val="933"/>
     <w:uiPriority w:val="99"/>
     <w:pPr>
       <w:pBdr/>
@@ -28195,9 +28261,9 @@
       </w:tcPr>
     </w:tblStylePr>
   </w:style>
-  <w:style w:type="table" w:styleId="126">
+  <w:style w:type="table" w:styleId="852">
     <w:name w:val="Bordered &amp; Lined - Accent 3"/>
-    <w:basedOn w:val="713"/>
+    <w:basedOn w:val="933"/>
     <w:uiPriority w:val="99"/>
     <w:pPr>
       <w:pBdr/>
@@ -28439,9 +28505,9 @@
       </w:tcPr>
     </w:tblStylePr>
   </w:style>
-  <w:style w:type="table" w:styleId="127">
+  <w:style w:type="table" w:styleId="853">
     <w:name w:val="Bordered &amp; Lined - Accent 4"/>
-    <w:basedOn w:val="713"/>
+    <w:basedOn w:val="933"/>
     <w:uiPriority w:val="99"/>
     <w:pPr>
       <w:pBdr/>
@@ -28683,9 +28749,9 @@
       </w:tcPr>
     </w:tblStylePr>
   </w:style>
-  <w:style w:type="table" w:styleId="128">
+  <w:style w:type="table" w:styleId="854">
     <w:name w:val="Bordered &amp; Lined - Accent 5"/>
-    <w:basedOn w:val="713"/>
+    <w:basedOn w:val="933"/>
     <w:uiPriority w:val="99"/>
     <w:pPr>
       <w:pBdr/>
@@ -28927,9 +28993,9 @@
       </w:tcPr>
     </w:tblStylePr>
   </w:style>
-  <w:style w:type="table" w:styleId="129">
+  <w:style w:type="table" w:styleId="855">
     <w:name w:val="Bordered &amp; Lined - Accent 6"/>
-    <w:basedOn w:val="713"/>
+    <w:basedOn w:val="933"/>
     <w:uiPriority w:val="99"/>
     <w:pPr>
       <w:pBdr/>
@@ -29171,9 +29237,9 @@
       </w:tcPr>
     </w:tblStylePr>
   </w:style>
-  <w:style w:type="table" w:styleId="130">
+  <w:style w:type="table" w:styleId="856">
     <w:name w:val="Bordered"/>
-    <w:basedOn w:val="713"/>
+    <w:basedOn w:val="933"/>
     <w:uiPriority w:val="99"/>
     <w:pPr>
       <w:pBdr/>
@@ -29402,9 +29468,9 @@
       </w:tcPr>
     </w:tblStylePr>
   </w:style>
-  <w:style w:type="table" w:styleId="131">
+  <w:style w:type="table" w:styleId="857">
     <w:name w:val="Bordered - Accent 1"/>
-    <w:basedOn w:val="713"/>
+    <w:basedOn w:val="933"/>
     <w:uiPriority w:val="99"/>
     <w:pPr>
       <w:pBdr/>
@@ -29633,9 +29699,9 @@
       </w:tcPr>
     </w:tblStylePr>
   </w:style>
-  <w:style w:type="table" w:styleId="132">
+  <w:style w:type="table" w:styleId="858">
     <w:name w:val="Bordered - Accent 2"/>
-    <w:basedOn w:val="713"/>
+    <w:basedOn w:val="933"/>
     <w:uiPriority w:val="99"/>
     <w:pPr>
       <w:pBdr/>
@@ -29864,9 +29930,9 @@
       </w:tcPr>
     </w:tblStylePr>
   </w:style>
-  <w:style w:type="table" w:styleId="133">
+  <w:style w:type="table" w:styleId="859">
     <w:name w:val="Bordered - Accent 3"/>
-    <w:basedOn w:val="713"/>
+    <w:basedOn w:val="933"/>
     <w:uiPriority w:val="99"/>
     <w:pPr>
       <w:pBdr/>
@@ -30095,9 +30161,9 @@
       </w:tcPr>
     </w:tblStylePr>
   </w:style>
-  <w:style w:type="table" w:styleId="134">
+  <w:style w:type="table" w:styleId="860">
     <w:name w:val="Bordered - Accent 4"/>
-    <w:basedOn w:val="713"/>
+    <w:basedOn w:val="933"/>
     <w:uiPriority w:val="99"/>
     <w:pPr>
       <w:pBdr/>
@@ -30326,9 +30392,9 @@
       </w:tcPr>
     </w:tblStylePr>
   </w:style>
-  <w:style w:type="table" w:styleId="135">
+  <w:style w:type="table" w:styleId="861">
     <w:name w:val="Bordered - Accent 5"/>
-    <w:basedOn w:val="713"/>
+    <w:basedOn w:val="933"/>
     <w:uiPriority w:val="99"/>
     <w:pPr>
       <w:pBdr/>
@@ -30557,9 +30623,9 @@
       </w:tcPr>
     </w:tblStylePr>
   </w:style>
-  <w:style w:type="table" w:styleId="136">
+  <w:style w:type="table" w:styleId="862">
     <w:name w:val="Bordered - Accent 6"/>
-    <w:basedOn w:val="713"/>
+    <w:basedOn w:val="933"/>
     <w:uiPriority w:val="99"/>
     <w:pPr>
       <w:pBdr/>
@@ -30788,11 +30854,11 @@
       </w:tcPr>
     </w:tblStylePr>
   </w:style>
-  <w:style w:type="paragraph" w:styleId="140">
+  <w:style w:type="paragraph" w:styleId="863">
     <w:name w:val="Heading 3"/>
-    <w:basedOn w:val="696"/>
-    <w:next w:val="696"/>
-    <w:link w:val="151"/>
+    <w:basedOn w:val="916"/>
+    <w:next w:val="916"/>
+    <w:link w:val="872"/>
     <w:uiPriority w:val="9"/>
     <w:unhideWhenUsed/>
     <w:qFormat/>
@@ -30811,11 +30877,11 @@
       <w:szCs w:val="28"/>
     </w:rPr>
   </w:style>
-  <w:style w:type="paragraph" w:styleId="141">
+  <w:style w:type="paragraph" w:styleId="864">
     <w:name w:val="Heading 4"/>
-    <w:basedOn w:val="696"/>
-    <w:next w:val="696"/>
-    <w:link w:val="152"/>
+    <w:basedOn w:val="916"/>
+    <w:next w:val="916"/>
+    <w:link w:val="873"/>
     <w:uiPriority w:val="9"/>
     <w:unhideWhenUsed/>
     <w:qFormat/>
@@ -30834,11 +30900,11 @@
       <w:color w:val="0f4761" w:themeColor="accent1" w:themeShade="BF"/>
     </w:rPr>
   </w:style>
-  <w:style w:type="paragraph" w:styleId="142">
+  <w:style w:type="paragraph" w:styleId="865">
     <w:name w:val="Heading 5"/>
-    <w:basedOn w:val="696"/>
-    <w:next w:val="696"/>
-    <w:link w:val="153"/>
+    <w:basedOn w:val="916"/>
+    <w:next w:val="916"/>
+    <w:link w:val="874"/>
     <w:uiPriority w:val="9"/>
     <w:unhideWhenUsed/>
     <w:qFormat/>
@@ -30855,11 +30921,11 @@
       <w:color w:val="0f4761" w:themeColor="accent1" w:themeShade="BF"/>
     </w:rPr>
   </w:style>
-  <w:style w:type="paragraph" w:styleId="143">
+  <w:style w:type="paragraph" w:styleId="866">
     <w:name w:val="Heading 6"/>
-    <w:basedOn w:val="696"/>
-    <w:next w:val="696"/>
-    <w:link w:val="154"/>
+    <w:basedOn w:val="916"/>
+    <w:next w:val="916"/>
+    <w:link w:val="875"/>
     <w:uiPriority w:val="9"/>
     <w:unhideWhenUsed/>
     <w:qFormat/>
@@ -30878,11 +30944,11 @@
       <w:color w:val="595959" w:themeColor="text1" w:themeTint="A6"/>
     </w:rPr>
   </w:style>
-  <w:style w:type="paragraph" w:styleId="144">
+  <w:style w:type="paragraph" w:styleId="867">
     <w:name w:val="Heading 7"/>
-    <w:basedOn w:val="696"/>
-    <w:next w:val="696"/>
-    <w:link w:val="155"/>
+    <w:basedOn w:val="916"/>
+    <w:next w:val="916"/>
+    <w:link w:val="876"/>
     <w:uiPriority w:val="9"/>
     <w:unhideWhenUsed/>
     <w:qFormat/>
@@ -30899,11 +30965,11 @@
       <w:color w:val="595959" w:themeColor="text1" w:themeTint="A6"/>
     </w:rPr>
   </w:style>
-  <w:style w:type="paragraph" w:styleId="145">
+  <w:style w:type="paragraph" w:styleId="868">
     <w:name w:val="Heading 8"/>
-    <w:basedOn w:val="696"/>
-    <w:next w:val="696"/>
-    <w:link w:val="156"/>
+    <w:basedOn w:val="916"/>
+    <w:next w:val="916"/>
+    <w:link w:val="877"/>
     <w:uiPriority w:val="9"/>
     <w:unhideWhenUsed/>
     <w:qFormat/>
@@ -30922,11 +30988,11 @@
       <w:color w:val="272727" w:themeColor="text1" w:themeTint="D8"/>
     </w:rPr>
   </w:style>
-  <w:style w:type="paragraph" w:styleId="146">
+  <w:style w:type="paragraph" w:styleId="869">
     <w:name w:val="Heading 9"/>
-    <w:basedOn w:val="696"/>
-    <w:next w:val="696"/>
-    <w:link w:val="157"/>
+    <w:basedOn w:val="916"/>
+    <w:next w:val="916"/>
+    <w:link w:val="878"/>
     <w:uiPriority w:val="9"/>
     <w:unhideWhenUsed/>
     <w:qFormat/>
@@ -30945,10 +31011,10 @@
       <w:color w:val="272727" w:themeColor="text1" w:themeTint="D8"/>
     </w:rPr>
   </w:style>
-  <w:style w:type="character" w:styleId="149">
+  <w:style w:type="character" w:styleId="870">
     <w:name w:val="Heading 1 Char"/>
-    <w:basedOn w:val="699"/>
-    <w:link w:val="697"/>
+    <w:basedOn w:val="919"/>
+    <w:link w:val="917"/>
     <w:uiPriority w:val="9"/>
     <w:pPr>
       <w:pBdr/>
@@ -30962,10 +31028,10 @@
       <w:szCs w:val="40"/>
     </w:rPr>
   </w:style>
-  <w:style w:type="character" w:styleId="150">
+  <w:style w:type="character" w:styleId="871">
     <w:name w:val="Heading 2 Char"/>
-    <w:basedOn w:val="699"/>
-    <w:link w:val="698"/>
+    <w:basedOn w:val="919"/>
+    <w:link w:val="918"/>
     <w:uiPriority w:val="9"/>
     <w:pPr>
       <w:pBdr/>
@@ -30979,10 +31045,10 @@
       <w:szCs w:val="32"/>
     </w:rPr>
   </w:style>
-  <w:style w:type="character" w:styleId="151">
+  <w:style w:type="character" w:styleId="872">
     <w:name w:val="Heading 3 Char"/>
-    <w:basedOn w:val="699"/>
-    <w:link w:val="140"/>
+    <w:basedOn w:val="919"/>
+    <w:link w:val="863"/>
     <w:uiPriority w:val="9"/>
     <w:pPr>
       <w:pBdr/>
@@ -30996,10 +31062,10 @@
       <w:szCs w:val="28"/>
     </w:rPr>
   </w:style>
-  <w:style w:type="character" w:styleId="152">
+  <w:style w:type="character" w:styleId="873">
     <w:name w:val="Heading 4 Char"/>
-    <w:basedOn w:val="699"/>
-    <w:link w:val="141"/>
+    <w:basedOn w:val="919"/>
+    <w:link w:val="864"/>
     <w:uiPriority w:val="9"/>
     <w:pPr>
       <w:pBdr/>
@@ -31013,10 +31079,10 @@
       <w:color w:val="0f4761" w:themeColor="accent1" w:themeShade="BF"/>
     </w:rPr>
   </w:style>
-  <w:style w:type="character" w:styleId="153">
+  <w:style w:type="character" w:styleId="874">
     <w:name w:val="Heading 5 Char"/>
-    <w:basedOn w:val="699"/>
-    <w:link w:val="142"/>
+    <w:basedOn w:val="919"/>
+    <w:link w:val="865"/>
     <w:uiPriority w:val="9"/>
     <w:pPr>
       <w:pBdr/>
@@ -31028,10 +31094,10 @@
       <w:color w:val="0f4761" w:themeColor="accent1" w:themeShade="BF"/>
     </w:rPr>
   </w:style>
-  <w:style w:type="character" w:styleId="154">
+  <w:style w:type="character" w:styleId="875">
     <w:name w:val="Heading 6 Char"/>
-    <w:basedOn w:val="699"/>
-    <w:link w:val="143"/>
+    <w:basedOn w:val="919"/>
+    <w:link w:val="866"/>
     <w:uiPriority w:val="9"/>
     <w:pPr>
       <w:pBdr/>
@@ -31045,10 +31111,10 @@
       <w:color w:val="595959" w:themeColor="text1" w:themeTint="A6"/>
     </w:rPr>
   </w:style>
-  <w:style w:type="character" w:styleId="155">
+  <w:style w:type="character" w:styleId="876">
     <w:name w:val="Heading 7 Char"/>
-    <w:basedOn w:val="699"/>
-    <w:link w:val="144"/>
+    <w:basedOn w:val="919"/>
+    <w:link w:val="867"/>
     <w:uiPriority w:val="9"/>
     <w:pPr>
       <w:pBdr/>
@@ -31060,10 +31126,10 @@
       <w:color w:val="595959" w:themeColor="text1" w:themeTint="A6"/>
     </w:rPr>
   </w:style>
-  <w:style w:type="character" w:styleId="156">
+  <w:style w:type="character" w:styleId="877">
     <w:name w:val="Heading 8 Char"/>
-    <w:basedOn w:val="699"/>
-    <w:link w:val="145"/>
+    <w:basedOn w:val="919"/>
+    <w:link w:val="868"/>
     <w:uiPriority w:val="9"/>
     <w:pPr>
       <w:pBdr/>
@@ -31077,10 +31143,10 @@
       <w:color w:val="272727" w:themeColor="text1" w:themeTint="D8"/>
     </w:rPr>
   </w:style>
-  <w:style w:type="character" w:styleId="157">
+  <w:style w:type="character" w:styleId="878">
     <w:name w:val="Heading 9 Char"/>
-    <w:basedOn w:val="699"/>
-    <w:link w:val="146"/>
+    <w:basedOn w:val="919"/>
+    <w:link w:val="869"/>
     <w:uiPriority w:val="9"/>
     <w:pPr>
       <w:pBdr/>
@@ -31094,11 +31160,11 @@
       <w:color w:val="272727" w:themeColor="text1" w:themeTint="D8"/>
     </w:rPr>
   </w:style>
-  <w:style w:type="paragraph" w:styleId="158">
+  <w:style w:type="paragraph" w:styleId="879">
     <w:name w:val="Title"/>
-    <w:basedOn w:val="696"/>
-    <w:next w:val="696"/>
-    <w:link w:val="159"/>
+    <w:basedOn w:val="916"/>
+    <w:next w:val="916"/>
+    <w:link w:val="880"/>
     <w:uiPriority w:val="10"/>
     <w:qFormat/>
     <w:pPr>
@@ -31114,10 +31180,10 @@
       <w:szCs w:val="56"/>
     </w:rPr>
   </w:style>
-  <w:style w:type="character" w:styleId="159">
+  <w:style w:type="character" w:styleId="880">
     <w:name w:val="Title Char"/>
-    <w:basedOn w:val="699"/>
-    <w:link w:val="158"/>
+    <w:basedOn w:val="919"/>
+    <w:link w:val="879"/>
     <w:uiPriority w:val="10"/>
     <w:pPr>
       <w:pBdr/>
@@ -31131,11 +31197,11 @@
       <w:szCs w:val="56"/>
     </w:rPr>
   </w:style>
-  <w:style w:type="paragraph" w:styleId="160">
+  <w:style w:type="paragraph" w:styleId="881">
     <w:name w:val="Subtitle"/>
-    <w:basedOn w:val="696"/>
-    <w:next w:val="696"/>
-    <w:link w:val="161"/>
+    <w:basedOn w:val="916"/>
+    <w:next w:val="916"/>
+    <w:link w:val="882"/>
     <w:uiPriority w:val="11"/>
     <w:qFormat/>
     <w:pPr>
@@ -31153,10 +31219,10 @@
       <w:szCs w:val="28"/>
     </w:rPr>
   </w:style>
-  <w:style w:type="character" w:styleId="161">
+  <w:style w:type="character" w:styleId="882">
     <w:name w:val="Subtitle Char"/>
-    <w:basedOn w:val="699"/>
-    <w:link w:val="160"/>
+    <w:basedOn w:val="919"/>
+    <w:link w:val="881"/>
     <w:uiPriority w:val="11"/>
     <w:pPr>
       <w:pBdr/>
@@ -31170,11 +31236,11 @@
       <w:szCs w:val="28"/>
     </w:rPr>
   </w:style>
-  <w:style w:type="paragraph" w:styleId="162">
+  <w:style w:type="paragraph" w:styleId="883">
     <w:name w:val="Quote"/>
-    <w:basedOn w:val="696"/>
-    <w:next w:val="696"/>
-    <w:link w:val="163"/>
+    <w:basedOn w:val="916"/>
+    <w:next w:val="916"/>
+    <w:link w:val="884"/>
     <w:uiPriority w:val="29"/>
     <w:qFormat/>
     <w:pPr>
@@ -31189,10 +31255,10 @@
       <w:color w:val="404040" w:themeColor="text1" w:themeTint="BF"/>
     </w:rPr>
   </w:style>
-  <w:style w:type="character" w:styleId="163">
+  <w:style w:type="character" w:styleId="884">
     <w:name w:val="Quote Char"/>
-    <w:basedOn w:val="699"/>
-    <w:link w:val="162"/>
+    <w:basedOn w:val="919"/>
+    <w:link w:val="883"/>
     <w:uiPriority w:val="29"/>
     <w:pPr>
       <w:pBdr/>
@@ -31205,9 +31271,9 @@
       <w:color w:val="404040" w:themeColor="text1" w:themeTint="BF"/>
     </w:rPr>
   </w:style>
-  <w:style w:type="paragraph" w:styleId="164">
+  <w:style w:type="paragraph" w:styleId="885">
     <w:name w:val="List Paragraph"/>
-    <w:basedOn w:val="696"/>
+    <w:basedOn w:val="916"/>
     <w:uiPriority w:val="34"/>
     <w:qFormat/>
     <w:pPr>
@@ -31217,9 +31283,9 @@
       <w:contextualSpacing w:val="true"/>
     </w:pPr>
   </w:style>
-  <w:style w:type="character" w:styleId="165">
+  <w:style w:type="character" w:styleId="886">
     <w:name w:val="Intense Emphasis"/>
-    <w:basedOn w:val="699"/>
+    <w:basedOn w:val="919"/>
     <w:uiPriority w:val="21"/>
     <w:qFormat/>
     <w:pPr>
@@ -31233,11 +31299,11 @@
       <w:color w:val="0f4761" w:themeColor="accent1" w:themeShade="BF"/>
     </w:rPr>
   </w:style>
-  <w:style w:type="paragraph" w:styleId="166">
+  <w:style w:type="paragraph" w:styleId="887">
     <w:name w:val="Intense Quote"/>
-    <w:basedOn w:val="696"/>
-    <w:next w:val="696"/>
-    <w:link w:val="167"/>
+    <w:basedOn w:val="916"/>
+    <w:next w:val="916"/>
+    <w:link w:val="888"/>
     <w:uiPriority w:val="30"/>
     <w:qFormat/>
     <w:pPr>
@@ -31255,10 +31321,10 @@
       <w:color w:val="0f4761" w:themeColor="accent1" w:themeShade="BF"/>
     </w:rPr>
   </w:style>
-  <w:style w:type="character" w:styleId="167">
+  <w:style w:type="character" w:styleId="888">
     <w:name w:val="Intense Quote Char"/>
-    <w:basedOn w:val="699"/>
-    <w:link w:val="166"/>
+    <w:basedOn w:val="919"/>
+    <w:link w:val="887"/>
     <w:uiPriority w:val="30"/>
     <w:pPr>
       <w:pBdr/>
@@ -31271,9 +31337,9 @@
       <w:color w:val="0f4761" w:themeColor="accent1" w:themeShade="BF"/>
     </w:rPr>
   </w:style>
-  <w:style w:type="character" w:styleId="168">
+  <w:style w:type="character" w:styleId="889">
     <w:name w:val="Intense Reference"/>
-    <w:basedOn w:val="699"/>
+    <w:basedOn w:val="919"/>
     <w:uiPriority w:val="32"/>
     <w:qFormat/>
     <w:pPr>
@@ -31289,9 +31355,9 @@
       <w:spacing w:val="5"/>
     </w:rPr>
   </w:style>
-  <w:style w:type="paragraph" w:styleId="169">
+  <w:style w:type="paragraph" w:styleId="890">
     <w:name w:val="No Spacing"/>
-    <w:basedOn w:val="696"/>
+    <w:basedOn w:val="916"/>
     <w:uiPriority w:val="1"/>
     <w:qFormat/>
     <w:pPr>
@@ -31300,9 +31366,9 @@
       <w:ind/>
     </w:pPr>
   </w:style>
-  <w:style w:type="character" w:styleId="170">
+  <w:style w:type="character" w:styleId="891">
     <w:name w:val="Subtle Emphasis"/>
-    <w:basedOn w:val="699"/>
+    <w:basedOn w:val="919"/>
     <w:uiPriority w:val="19"/>
     <w:qFormat/>
     <w:pPr>
@@ -31316,9 +31382,9 @@
       <w:color w:val="404040" w:themeColor="text1" w:themeTint="BF"/>
     </w:rPr>
   </w:style>
-  <w:style w:type="character" w:styleId="171">
+  <w:style w:type="character" w:styleId="892">
     <w:name w:val="Emphasis"/>
-    <w:basedOn w:val="699"/>
+    <w:basedOn w:val="919"/>
     <w:uiPriority w:val="20"/>
     <w:qFormat/>
     <w:pPr>
@@ -31331,9 +31397,9 @@
       <w:iCs/>
     </w:rPr>
   </w:style>
-  <w:style w:type="character" w:styleId="172">
+  <w:style w:type="character" w:styleId="893">
     <w:name w:val="Strong"/>
-    <w:basedOn w:val="699"/>
+    <w:basedOn w:val="919"/>
     <w:uiPriority w:val="22"/>
     <w:qFormat/>
     <w:pPr>
@@ -31346,9 +31412,9 @@
       <w:bCs/>
     </w:rPr>
   </w:style>
-  <w:style w:type="character" w:styleId="173">
+  <w:style w:type="character" w:styleId="894">
     <w:name w:val="Subtle Reference"/>
-    <w:basedOn w:val="699"/>
+    <w:basedOn w:val="919"/>
     <w:uiPriority w:val="31"/>
     <w:qFormat/>
     <w:pPr>
@@ -31361,9 +31427,9 @@
       <w:color w:val="5a5a5a" w:themeColor="text1" w:themeTint="A5"/>
     </w:rPr>
   </w:style>
-  <w:style w:type="character" w:styleId="174">
+  <w:style w:type="character" w:styleId="895">
     <w:name w:val="Book Title"/>
-    <w:basedOn w:val="699"/>
+    <w:basedOn w:val="919"/>
     <w:uiPriority w:val="33"/>
     <w:qFormat/>
     <w:pPr>
@@ -31379,10 +31445,10 @@
       <w:spacing w:val="5"/>
     </w:rPr>
   </w:style>
-  <w:style w:type="character" w:styleId="176">
+  <w:style w:type="character" w:styleId="896">
     <w:name w:val="Header Char"/>
-    <w:basedOn w:val="699"/>
-    <w:link w:val="707"/>
+    <w:basedOn w:val="919"/>
+    <w:link w:val="927"/>
     <w:uiPriority w:val="99"/>
     <w:pPr>
       <w:pBdr/>
@@ -31390,10 +31456,10 @@
       <w:ind/>
     </w:pPr>
   </w:style>
-  <w:style w:type="character" w:styleId="178">
+  <w:style w:type="character" w:styleId="897">
     <w:name w:val="Footer Char"/>
-    <w:basedOn w:val="699"/>
-    <w:link w:val="711"/>
+    <w:basedOn w:val="919"/>
+    <w:link w:val="931"/>
     <w:uiPriority w:val="99"/>
     <w:pPr>
       <w:pBdr/>
@@ -31401,10 +31467,10 @@
       <w:ind/>
     </w:pPr>
   </w:style>
-  <w:style w:type="paragraph" w:styleId="180">
+  <w:style w:type="paragraph" w:styleId="898">
     <w:name w:val="footnote text"/>
-    <w:basedOn w:val="696"/>
-    <w:link w:val="181"/>
+    <w:basedOn w:val="916"/>
+    <w:link w:val="899"/>
     <w:uiPriority w:val="99"/>
     <w:semiHidden/>
     <w:unhideWhenUsed/>
@@ -31418,10 +31484,10 @@
       <w:szCs w:val="20"/>
     </w:rPr>
   </w:style>
-  <w:style w:type="character" w:styleId="181">
+  <w:style w:type="character" w:styleId="899">
     <w:name w:val="Footnote Text Char"/>
-    <w:basedOn w:val="699"/>
-    <w:link w:val="180"/>
+    <w:basedOn w:val="919"/>
+    <w:link w:val="898"/>
     <w:uiPriority w:val="99"/>
     <w:semiHidden/>
     <w:pPr>
@@ -31434,9 +31500,9 @@
       <w:szCs w:val="20"/>
     </w:rPr>
   </w:style>
-  <w:style w:type="character" w:styleId="182">
+  <w:style w:type="character" w:styleId="900">
     <w:name w:val="footnote reference"/>
-    <w:basedOn w:val="699"/>
+    <w:basedOn w:val="919"/>
     <w:uiPriority w:val="99"/>
     <w:semiHidden/>
     <w:unhideWhenUsed/>
@@ -31449,10 +31515,10 @@
       <w:vertAlign w:val="superscript"/>
     </w:rPr>
   </w:style>
-  <w:style w:type="paragraph" w:styleId="183">
+  <w:style w:type="paragraph" w:styleId="901">
     <w:name w:val="endnote text"/>
-    <w:basedOn w:val="696"/>
-    <w:link w:val="184"/>
+    <w:basedOn w:val="916"/>
+    <w:link w:val="902"/>
     <w:uiPriority w:val="99"/>
     <w:semiHidden/>
     <w:unhideWhenUsed/>
@@ -31466,10 +31532,10 @@
       <w:szCs w:val="20"/>
     </w:rPr>
   </w:style>
-  <w:style w:type="character" w:styleId="184">
+  <w:style w:type="character" w:styleId="902">
     <w:name w:val="Endnote Text Char"/>
-    <w:basedOn w:val="699"/>
-    <w:link w:val="183"/>
+    <w:basedOn w:val="919"/>
+    <w:link w:val="901"/>
     <w:uiPriority w:val="99"/>
     <w:semiHidden/>
     <w:pPr>
@@ -31482,9 +31548,9 @@
       <w:szCs w:val="20"/>
     </w:rPr>
   </w:style>
-  <w:style w:type="character" w:styleId="185">
+  <w:style w:type="character" w:styleId="903">
     <w:name w:val="endnote reference"/>
-    <w:basedOn w:val="699"/>
+    <w:basedOn w:val="919"/>
     <w:uiPriority w:val="99"/>
     <w:semiHidden/>
     <w:unhideWhenUsed/>
@@ -31497,9 +31563,9 @@
       <w:vertAlign w:val="superscript"/>
     </w:rPr>
   </w:style>
-  <w:style w:type="character" w:styleId="187">
+  <w:style w:type="character" w:styleId="904">
     <w:name w:val="FollowedHyperlink"/>
-    <w:basedOn w:val="699"/>
+    <w:basedOn w:val="919"/>
     <w:uiPriority w:val="99"/>
     <w:semiHidden/>
     <w:unhideWhenUsed/>
@@ -31513,10 +31579,10 @@
       <w:u w:val="single"/>
     </w:rPr>
   </w:style>
-  <w:style w:type="paragraph" w:styleId="188">
+  <w:style w:type="paragraph" w:styleId="905">
     <w:name w:val="toc 1"/>
-    <w:basedOn w:val="696"/>
-    <w:next w:val="696"/>
+    <w:basedOn w:val="916"/>
+    <w:next w:val="916"/>
     <w:uiPriority w:val="39"/>
     <w:unhideWhenUsed/>
     <w:pPr>
@@ -31525,10 +31591,10 @@
       <w:ind/>
     </w:pPr>
   </w:style>
-  <w:style w:type="paragraph" w:styleId="189">
+  <w:style w:type="paragraph" w:styleId="906">
     <w:name w:val="toc 2"/>
-    <w:basedOn w:val="696"/>
-    <w:next w:val="696"/>
+    <w:basedOn w:val="916"/>
+    <w:next w:val="916"/>
     <w:uiPriority w:val="39"/>
     <w:unhideWhenUsed/>
     <w:pPr>
@@ -31537,10 +31603,10 @@
       <w:ind w:left="220"/>
     </w:pPr>
   </w:style>
-  <w:style w:type="paragraph" w:styleId="190">
+  <w:style w:type="paragraph" w:styleId="907">
     <w:name w:val="toc 3"/>
-    <w:basedOn w:val="696"/>
-    <w:next w:val="696"/>
+    <w:basedOn w:val="916"/>
+    <w:next w:val="916"/>
     <w:uiPriority w:val="39"/>
     <w:unhideWhenUsed/>
     <w:pPr>
@@ -31549,10 +31615,10 @@
       <w:ind w:left="440"/>
     </w:pPr>
   </w:style>
-  <w:style w:type="paragraph" w:styleId="191">
+  <w:style w:type="paragraph" w:styleId="908">
     <w:name w:val="toc 4"/>
-    <w:basedOn w:val="696"/>
-    <w:next w:val="696"/>
+    <w:basedOn w:val="916"/>
+    <w:next w:val="916"/>
     <w:uiPriority w:val="39"/>
     <w:unhideWhenUsed/>
     <w:pPr>
@@ -31561,10 +31627,10 @@
       <w:ind w:left="660"/>
     </w:pPr>
   </w:style>
-  <w:style w:type="paragraph" w:styleId="192">
+  <w:style w:type="paragraph" w:styleId="909">
     <w:name w:val="toc 5"/>
-    <w:basedOn w:val="696"/>
-    <w:next w:val="696"/>
+    <w:basedOn w:val="916"/>
+    <w:next w:val="916"/>
     <w:uiPriority w:val="39"/>
     <w:unhideWhenUsed/>
     <w:pPr>
@@ -31573,10 +31639,10 @@
       <w:ind w:left="880"/>
     </w:pPr>
   </w:style>
-  <w:style w:type="paragraph" w:styleId="193">
+  <w:style w:type="paragraph" w:styleId="910">
     <w:name w:val="toc 6"/>
-    <w:basedOn w:val="696"/>
-    <w:next w:val="696"/>
+    <w:basedOn w:val="916"/>
+    <w:next w:val="916"/>
     <w:uiPriority w:val="39"/>
     <w:unhideWhenUsed/>
     <w:pPr>
@@ -31585,10 +31651,10 @@
       <w:ind w:left="1100"/>
     </w:pPr>
   </w:style>
-  <w:style w:type="paragraph" w:styleId="194">
+  <w:style w:type="paragraph" w:styleId="911">
     <w:name w:val="toc 7"/>
-    <w:basedOn w:val="696"/>
-    <w:next w:val="696"/>
+    <w:basedOn w:val="916"/>
+    <w:next w:val="916"/>
     <w:uiPriority w:val="39"/>
     <w:unhideWhenUsed/>
     <w:pPr>
@@ -31597,10 +31663,10 @@
       <w:ind w:left="1320"/>
     </w:pPr>
   </w:style>
-  <w:style w:type="paragraph" w:styleId="195">
+  <w:style w:type="paragraph" w:styleId="912">
     <w:name w:val="toc 8"/>
-    <w:basedOn w:val="696"/>
-    <w:next w:val="696"/>
+    <w:basedOn w:val="916"/>
+    <w:next w:val="916"/>
     <w:uiPriority w:val="39"/>
     <w:unhideWhenUsed/>
     <w:pPr>
@@ -31609,10 +31675,10 @@
       <w:ind w:left="1540"/>
     </w:pPr>
   </w:style>
-  <w:style w:type="paragraph" w:styleId="196">
+  <w:style w:type="paragraph" w:styleId="913">
     <w:name w:val="toc 9"/>
-    <w:basedOn w:val="696"/>
-    <w:next w:val="696"/>
+    <w:basedOn w:val="916"/>
+    <w:next w:val="916"/>
     <w:uiPriority w:val="39"/>
     <w:unhideWhenUsed/>
     <w:pPr>
@@ -31621,7 +31687,7 @@
       <w:ind w:left="1760"/>
     </w:pPr>
   </w:style>
-  <w:style w:type="paragraph" w:styleId="206">
+  <w:style w:type="paragraph" w:styleId="914">
     <w:name w:val="TOC Heading"/>
     <w:uiPriority w:val="39"/>
     <w:unhideWhenUsed/>
@@ -31631,10 +31697,10 @@
       <w:ind/>
     </w:pPr>
   </w:style>
-  <w:style w:type="paragraph" w:styleId="207">
+  <w:style w:type="paragraph" w:styleId="915">
     <w:name w:val="table of figures"/>
-    <w:basedOn w:val="696"/>
-    <w:next w:val="696"/>
+    <w:basedOn w:val="916"/>
+    <w:next w:val="916"/>
     <w:uiPriority w:val="99"/>
     <w:unhideWhenUsed/>
     <w:pPr>
@@ -31643,7 +31709,7 @@
       <w:ind/>
     </w:pPr>
   </w:style>
-  <w:style w:type="paragraph" w:styleId="696" w:default="1">
+  <w:style w:type="paragraph" w:styleId="916" w:default="1">
     <w:name w:val="Normal"/>
     <w:qFormat/>
     <w:pPr>
@@ -31663,9 +31729,9 @@
       <w:lang w:val="ru-RU" w:eastAsia="ru-RU" w:bidi="ar-SA"/>
     </w:rPr>
   </w:style>
-  <w:style w:type="paragraph" w:styleId="697">
+  <w:style w:type="paragraph" w:styleId="917">
     <w:name w:val="Heading 1"/>
-    <w:next w:val="696"/>
+    <w:next w:val="916"/>
     <w:qFormat/>
     <w:pPr>
       <w:keepNext w:val="true"/>
@@ -31688,9 +31754,9 @@
       <w:lang w:val="ru-RU" w:eastAsia="ru-RU" w:bidi="ar-SA"/>
     </w:rPr>
   </w:style>
-  <w:style w:type="paragraph" w:styleId="698">
+  <w:style w:type="paragraph" w:styleId="918">
     <w:name w:val="Heading 2"/>
-    <w:next w:val="696"/>
+    <w:next w:val="916"/>
     <w:qFormat/>
     <w:pPr>
       <w:keepNext w:val="true"/>
@@ -31711,7 +31777,7 @@
       <w:lang w:val="ru-RU" w:eastAsia="ru-RU" w:bidi="ar-SA"/>
     </w:rPr>
   </w:style>
-  <w:style w:type="character" w:styleId="699" w:default="1">
+  <w:style w:type="character" w:styleId="919" w:default="1">
     <w:name w:val="Default Paragraph Font"/>
     <w:uiPriority w:val="1"/>
     <w:semiHidden/>
@@ -31723,7 +31789,7 @@
       <w:ind/>
     </w:pPr>
   </w:style>
-  <w:style w:type="character" w:styleId="700">
+  <w:style w:type="character" w:styleId="920">
     <w:name w:val="Hyperlink"/>
     <w:pPr>
       <w:pBdr/>
@@ -31734,10 +31800,10 @@
       <w:u w:val="single"/>
     </w:rPr>
   </w:style>
-  <w:style w:type="paragraph" w:styleId="701">
+  <w:style w:type="paragraph" w:styleId="921">
     <w:name w:val="Заголовок"/>
-    <w:basedOn w:val="696"/>
-    <w:next w:val="702"/>
+    <w:basedOn w:val="916"/>
+    <w:next w:val="922"/>
     <w:qFormat/>
     <w:pPr>
       <w:keepNext w:val="true"/>
@@ -31751,18 +31817,18 @@
       <w:szCs w:val="28"/>
     </w:rPr>
   </w:style>
-  <w:style w:type="paragraph" w:styleId="702">
+  <w:style w:type="paragraph" w:styleId="922">
     <w:name w:val="Body Text"/>
-    <w:basedOn w:val="696"/>
+    <w:basedOn w:val="916"/>
     <w:pPr>
       <w:pBdr/>
       <w:spacing w:after="140" w:before="0" w:line="276" w:lineRule="auto"/>
       <w:ind/>
     </w:pPr>
   </w:style>
-  <w:style w:type="paragraph" w:styleId="703">
+  <w:style w:type="paragraph" w:styleId="923">
     <w:name w:val="List"/>
-    <w:basedOn w:val="702"/>
+    <w:basedOn w:val="922"/>
     <w:pPr>
       <w:pBdr/>
       <w:spacing/>
@@ -31772,9 +31838,9 @@
       <w:rFonts w:cs="Lucida Sans"/>
     </w:rPr>
   </w:style>
-  <w:style w:type="paragraph" w:styleId="704">
+  <w:style w:type="paragraph" w:styleId="924">
     <w:name w:val="Caption"/>
-    <w:basedOn w:val="696"/>
+    <w:basedOn w:val="916"/>
     <w:qFormat/>
     <w:pPr>
       <w:suppressLineNumbers w:val="true"/>
@@ -31790,9 +31856,9 @@
       <w:szCs w:val="24"/>
     </w:rPr>
   </w:style>
-  <w:style w:type="paragraph" w:styleId="705">
+  <w:style w:type="paragraph" w:styleId="925">
     <w:name w:val="Указатель"/>
-    <w:basedOn w:val="696"/>
+    <w:basedOn w:val="916"/>
     <w:qFormat/>
     <w:pPr>
       <w:suppressLineNumbers w:val="true"/>
@@ -31804,9 +31870,9 @@
       <w:rFonts w:cs="Lucida Sans"/>
     </w:rPr>
   </w:style>
-  <w:style w:type="paragraph" w:styleId="706">
+  <w:style w:type="paragraph" w:styleId="926">
     <w:name w:val="Колонтитул"/>
-    <w:basedOn w:val="696"/>
+    <w:basedOn w:val="916"/>
     <w:qFormat/>
     <w:pPr>
       <w:pBdr/>
@@ -31814,7 +31880,7 @@
       <w:ind/>
     </w:pPr>
   </w:style>
-  <w:style w:type="paragraph" w:styleId="707">
+  <w:style w:type="paragraph" w:styleId="927">
     <w:name w:val="Header"/>
     <w:pPr>
       <w:widowControl w:val="true"/>
@@ -31838,7 +31904,7 @@
       <w:lang w:val="ru-RU" w:eastAsia="ru-RU" w:bidi="ar-SA"/>
     </w:rPr>
   </w:style>
-  <w:style w:type="paragraph" w:styleId="708" w:customStyle="1">
+  <w:style w:type="paragraph" w:styleId="928" w:customStyle="1">
     <w:name w:val="Колонтитулы"/>
     <w:qFormat/>
     <w:pPr>
@@ -31866,7 +31932,7 @@
       </w14:textOutline>
     </w:rPr>
   </w:style>
-  <w:style w:type="paragraph" w:styleId="709" w:customStyle="1">
+  <w:style w:type="paragraph" w:styleId="929" w:customStyle="1">
     <w:name w:val="Основной текст A"/>
     <w:qFormat/>
     <w:pPr>
@@ -31893,9 +31959,9 @@
       </w14:textOutline>
     </w:rPr>
   </w:style>
-  <w:style w:type="paragraph" w:styleId="710">
+  <w:style w:type="paragraph" w:styleId="930">
     <w:name w:val="Содержимое врезки"/>
-    <w:basedOn w:val="696"/>
+    <w:basedOn w:val="916"/>
     <w:qFormat/>
     <w:pPr>
       <w:pBdr/>
@@ -31903,16 +31969,16 @@
       <w:ind/>
     </w:pPr>
   </w:style>
-  <w:style w:type="paragraph" w:styleId="711">
+  <w:style w:type="paragraph" w:styleId="931">
     <w:name w:val="Footer"/>
-    <w:basedOn w:val="706"/>
+    <w:basedOn w:val="926"/>
     <w:pPr>
       <w:pBdr/>
       <w:spacing/>
       <w:ind/>
     </w:pPr>
   </w:style>
-  <w:style w:type="numbering" w:styleId="712" w:default="1">
+  <w:style w:type="numbering" w:styleId="932" w:default="1">
     <w:name w:val="No List"/>
     <w:uiPriority w:val="99"/>
     <w:semiHidden/>
@@ -31924,7 +31990,7 @@
       <w:ind/>
     </w:pPr>
   </w:style>
-  <w:style w:type="table" w:styleId="713" w:default="1">
+  <w:style w:type="table" w:styleId="933" w:default="1">
     <w:name w:val="Normal Table"/>
     <w:uiPriority w:val="99"/>
     <w:semiHidden/>
@@ -31935,13 +32001,13 @@
       <w:ind/>
     </w:pPr>
     <w:tblPr>
-      <w:tblBorders/>
       <w:tblCellMar>
         <w:left w:w="108" w:type="dxa"/>
         <w:top w:w="0" w:type="dxa"/>
         <w:right w:w="108" w:type="dxa"/>
         <w:bottom w:w="0" w:type="dxa"/>
       </w:tblCellMar>
+      <w:tblBorders/>
     </w:tblPr>
     <w:tcPr>
       <w:tcBorders/>
@@ -32116,7 +32182,7 @@
       </w:tcPr>
     </w:tblStylePr>
   </w:style>
-  <w:style w:type="table" w:styleId="714" w:customStyle="1">
+  <w:style w:type="table" w:styleId="934" w:customStyle="1">
     <w:name w:val="Table Normal"/>
     <w:pPr>
       <w:pBdr/>
@@ -32124,13 +32190,13 @@
       <w:ind/>
     </w:pPr>
     <w:tblPr>
-      <w:tblBorders/>
       <w:tblCellMar>
         <w:left w:w="0" w:type="dxa"/>
         <w:top w:w="0" w:type="dxa"/>
         <w:right w:w="0" w:type="dxa"/>
         <w:bottom w:w="0" w:type="dxa"/>
       </w:tblCellMar>
+      <w:tblBorders/>
     </w:tblPr>
     <w:tcPr>
       <w:tcBorders/>
